--- a/hpy_合泰杯2025报告书.docx
+++ b/hpy_合泰杯2025报告书.docx
@@ -12,24 +12,25 @@
         <w:spacing w:line="360" w:lineRule="auto"/>
         <w:ind w:firstLineChars="0"/>
         <w:rPr>
+          <w:rFonts w:eastAsiaTheme="minorEastAsia" w:hint="eastAsia"/>
+          <w14:ligatures w14:val="standardContextual"/>
+        </w:rPr>
+      </w:pPr>
+      <w:r>
+        <w:rPr>
+          <w:rFonts w:eastAsiaTheme="minorEastAsia" w:hint="eastAsia"/>
+          <w14:ligatures w14:val="standardContextual"/>
+        </w:rPr>
+        <w:t>作品摘要</w:t>
+      </w:r>
+      <w:r>
+        <w:rPr>
           <w:rFonts w:eastAsiaTheme="minorEastAsia"/>
           <w14:ligatures w14:val="standardContextual"/>
         </w:rPr>
-      </w:pPr>
-      <w:r>
-        <w:rPr>
-          <w:rFonts w:eastAsiaTheme="minorEastAsia" w:hint="eastAsia"/>
-          <w14:ligatures w14:val="standardContextual"/>
-        </w:rPr>
-        <w:t>作品摘要</w:t>
-      </w:r>
-      <w:r>
-        <w:rPr>
-          <w:rFonts w:eastAsiaTheme="minorEastAsia"/>
-          <w14:ligatures w14:val="standardContextual"/>
-        </w:rPr>
         <w:br/>
       </w:r>
+      <w:commentRangeStart w:id="0"/>
       <w:r>
         <w:rPr>
           <w:rFonts w:eastAsiaTheme="minorEastAsia"/>
@@ -65,6 +66,9 @@
           <w:numId w:val="6"/>
         </w:numPr>
         <w:spacing w:line="360" w:lineRule="auto"/>
+        <w:rPr>
+          <w:rFonts w:hint="eastAsia"/>
+        </w:rPr>
       </w:pPr>
       <w:r>
         <w:t>多重报警机制：声音报警、短信通知、APP提醒。</w:t>
@@ -77,6 +81,9 @@
           <w:numId w:val="6"/>
         </w:numPr>
         <w:spacing w:line="360" w:lineRule="auto"/>
+        <w:rPr>
+          <w:rFonts w:hint="eastAsia"/>
+        </w:rPr>
       </w:pPr>
       <w:r>
         <w:t>智能化预警：雷达感应人体，定时提醒家属。</w:t>
@@ -89,6 +96,9 @@
           <w:numId w:val="6"/>
         </w:numPr>
         <w:spacing w:line="360" w:lineRule="auto"/>
+        <w:rPr>
+          <w:rFonts w:hint="eastAsia"/>
+        </w:rPr>
       </w:pPr>
       <w:r>
         <w:t>远程监控与控制：通过APP查看装置状态和报警记录，远程设置更新。</w:t>
@@ -101,6 +111,9 @@
           <w:numId w:val="6"/>
         </w:numPr>
         <w:spacing w:line="360" w:lineRule="auto"/>
+        <w:rPr>
+          <w:rFonts w:hint="eastAsia"/>
+        </w:rPr>
       </w:pPr>
       <w:r>
         <w:t>一氧化碳浓度监测：实时监测，超标自动报警。</w:t>
@@ -109,14 +122,27 @@
     <w:p>
       <w:pPr>
         <w:spacing w:line="360" w:lineRule="auto"/>
+        <w:rPr>
+          <w:rFonts w:hint="eastAsia"/>
+        </w:rPr>
       </w:pPr>
       <w:r>
         <w:t>预计达到效果：装置将确保紧急情况下家庭成员能迅速获得通知，减少意外事故，提供心理安慰，增强家庭安全保障，并通过智能化功能提升用户的生活便利性。</w:t>
+      </w:r>
+      <w:commentRangeEnd w:id="0"/>
+      <w:r>
+        <w:rPr>
+          <w:rStyle w:val="ab"/>
+        </w:rPr>
+        <w:commentReference w:id="0"/>
       </w:r>
     </w:p>
     <w:p>
       <w:pPr>
         <w:spacing w:line="360" w:lineRule="auto"/>
+        <w:rPr>
+          <w:rFonts w:hint="eastAsia"/>
+        </w:rPr>
       </w:pPr>
       <w:r>
         <w:t>关键字：</w:t>
@@ -168,23 +194,13 @@
         <w:spacing w:line="288" w:lineRule="atLeast"/>
         <w:textAlignment w:val="bottom"/>
         <w:rPr>
-          <w:rFonts w:ascii="Microsoft JhengHei" w:eastAsia="等线" w:hAnsi="Microsoft JhengHei"/>
-          <w:b/>
-          <w:bCs/>
-          <w:sz w:val="28"/>
-          <w:szCs w:val="28"/>
-        </w:rPr>
-      </w:pPr>
-      <w:r>
-        <w:rPr>
           <w:rFonts w:ascii="Microsoft JhengHei" w:eastAsia="等线" w:hAnsi="Microsoft JhengHei" w:hint="eastAsia"/>
           <w:b/>
           <w:bCs/>
           <w:sz w:val="28"/>
           <w:szCs w:val="28"/>
         </w:rPr>
-        <w:t>小程序</w:t>
-      </w:r>
+      </w:pPr>
       <w:r>
         <w:rPr>
           <w:rFonts w:ascii="Microsoft JhengHei" w:eastAsia="等线" w:hAnsi="Microsoft JhengHei" w:hint="eastAsia"/>
@@ -193,7 +209,7 @@
           <w:sz w:val="28"/>
           <w:szCs w:val="28"/>
         </w:rPr>
-        <w:t>反馈机制</w:t>
+        <w:t>小程序反馈机制</w:t>
       </w:r>
       <w:r>
         <w:rPr>
@@ -231,7 +247,27 @@
         <w:rPr>
           <w:rFonts w:hint="eastAsia"/>
         </w:rPr>
-        <w:t>1. 数据可视化：用户可以通过小程序直观地查看装置的电量和状态，包括报警记录、一氧化碳（CO）浓度、温度和湿度等关键信息。这种实时数据展示有助于用户全面了解装置的运行状况和家庭环境的安全水平。</w:t>
+        <w:t>1. 数据可视化：用户可以通过小程序直观地查看装置的电量和状态，</w:t>
+      </w:r>
+      <w:commentRangeStart w:id="1"/>
+      <w:r>
+        <w:rPr>
+          <w:rFonts w:hint="eastAsia"/>
+        </w:rPr>
+        <w:t>包括</w:t>
+      </w:r>
+      <w:commentRangeEnd w:id="1"/>
+      <w:r>
+        <w:rPr>
+          <w:rStyle w:val="ab"/>
+        </w:rPr>
+        <w:commentReference w:id="1"/>
+      </w:r>
+      <w:r>
+        <w:rPr>
+          <w:rFonts w:hint="eastAsia"/>
+        </w:rPr>
+        <w:t>报警记录、一氧化碳（CO）浓度、温度和湿度等关键信息。这种实时数据展示有助于用户全面了解装置的运行状况和家庭环境的安全水平。</w:t>
       </w:r>
     </w:p>
     <w:p>
@@ -245,7 +281,27 @@
         <w:rPr>
           <w:rFonts w:hint="eastAsia"/>
         </w:rPr>
-        <w:t>2. 提醒服务：小程序具备向家庭成员发送实时提醒的功能，例如在一氧化碳浓度过高或检测到厕所摔倒事件时，能够迅速通知家属，确保及时采取应对措施。</w:t>
+        <w:t>2. 提醒服务：小程序具备向家</w:t>
+      </w:r>
+      <w:commentRangeStart w:id="2"/>
+      <w:r>
+        <w:rPr>
+          <w:rFonts w:hint="eastAsia"/>
+        </w:rPr>
+        <w:t>庭成员发送实时提</w:t>
+      </w:r>
+      <w:commentRangeEnd w:id="2"/>
+      <w:r>
+        <w:rPr>
+          <w:rStyle w:val="ab"/>
+        </w:rPr>
+        <w:commentReference w:id="2"/>
+      </w:r>
+      <w:r>
+        <w:rPr>
+          <w:rFonts w:hint="eastAsia"/>
+        </w:rPr>
+        <w:t>醒的功能，例如在一氧化碳浓度过高或检测到厕所摔倒事件时，能够迅速通知家属，确保及时采取应对措施。</w:t>
       </w:r>
     </w:p>
     <w:p>
@@ -259,12 +315,35 @@
         <w:rPr>
           <w:rFonts w:hint="eastAsia"/>
         </w:rPr>
-        <w:t>3. 更新功能：用户可以通过小程序轻松更新紧急联系人信息，以及调整报警音量等设置。这一模块的设计使得用户能够根据实际情况和个人偏好，灵活定制装置的功能。</w:t>
+        <w:t>3. 更新功能：用户可以通过小程序轻松更新紧急联系人信息，以及调</w:t>
+      </w:r>
+      <w:commentRangeStart w:id="3"/>
+      <w:r>
+        <w:rPr>
+          <w:rFonts w:hint="eastAsia"/>
+        </w:rPr>
+        <w:t>整报警音量等设置</w:t>
+      </w:r>
+      <w:commentRangeEnd w:id="3"/>
+      <w:r>
+        <w:rPr>
+          <w:rStyle w:val="ab"/>
+        </w:rPr>
+        <w:commentReference w:id="3"/>
+      </w:r>
+      <w:r>
+        <w:rPr>
+          <w:rFonts w:hint="eastAsia"/>
+        </w:rPr>
+        <w:t>。这一模块的设计使得用户能够根据实际情况和个人偏好，灵活定制装置的功能。</w:t>
       </w:r>
     </w:p>
     <w:p>
       <w:pPr>
         <w:spacing w:line="360" w:lineRule="auto"/>
+        <w:rPr>
+          <w:rFonts w:hint="eastAsia"/>
+        </w:rPr>
       </w:pPr>
       <w:r>
         <w:rPr>
@@ -276,6 +355,9 @@
     <w:p>
       <w:pPr>
         <w:spacing w:line="360" w:lineRule="auto"/>
+        <w:rPr>
+          <w:rFonts w:hint="eastAsia"/>
+        </w:rPr>
       </w:pPr>
       <w:r>
         <w:rPr>
@@ -298,7 +380,7 @@
                     <pic:cNvPicPr/>
                   </pic:nvPicPr>
                   <pic:blipFill>
-                    <a:blip r:embed="rId7"/>
+                    <a:blip r:embed="rId11"/>
                     <a:stretch>
                       <a:fillRect/>
                     </a:stretch>
@@ -323,6 +405,7 @@
       <w:pPr>
         <w:spacing w:line="360" w:lineRule="auto"/>
         <w:rPr>
+          <w:rFonts w:hint="eastAsia"/>
           <w:b/>
           <w:bCs/>
         </w:rPr>
@@ -397,6 +480,9 @@
     <w:p>
       <w:pPr>
         <w:spacing w:line="360" w:lineRule="auto"/>
+        <w:rPr>
+          <w:rFonts w:hint="eastAsia"/>
+        </w:rPr>
       </w:pPr>
       <w:r>
         <w:t>1. 前端界面设计</w:t>
@@ -405,6 +491,9 @@
     <w:p>
       <w:pPr>
         <w:spacing w:line="360" w:lineRule="auto"/>
+        <w:rPr>
+          <w:rFonts w:hint="eastAsia"/>
+        </w:rPr>
       </w:pPr>
       <w:r>
         <w:t>小程序的前端界面设计是用户直接交互的部分，其原理包括：</w:t>
@@ -413,6 +502,9 @@
     <w:p>
       <w:pPr>
         <w:spacing w:line="360" w:lineRule="auto"/>
+        <w:rPr>
+          <w:rFonts w:hint="eastAsia"/>
+        </w:rPr>
       </w:pPr>
       <w:r>
         <w:t>用户界面（UI）：设计直观、易用的用户界面，使用户能够</w:t>
@@ -429,6 +521,9 @@
     <w:p>
       <w:pPr>
         <w:spacing w:line="360" w:lineRule="auto"/>
+        <w:rPr>
+          <w:rFonts w:hint="eastAsia"/>
+        </w:rPr>
       </w:pPr>
       <w:r>
         <w:t>用户体验（UX）：优化用户操作流程，减少用户操作步骤，提供流畅的用户体验。</w:t>
@@ -437,6 +532,9 @@
     <w:p>
       <w:pPr>
         <w:spacing w:line="360" w:lineRule="auto"/>
+        <w:rPr>
+          <w:rFonts w:hint="eastAsia"/>
+        </w:rPr>
       </w:pPr>
       <w:r>
         <w:t>2. 后端服务处理</w:t>
@@ -445,6 +543,9 @@
     <w:p>
       <w:pPr>
         <w:spacing w:line="360" w:lineRule="auto"/>
+        <w:rPr>
+          <w:rFonts w:hint="eastAsia"/>
+        </w:rPr>
       </w:pPr>
       <w:r>
         <w:t>小程序的后端服务处理是支撑前端功能的核心，其原理包括：</w:t>
@@ -453,6 +554,9 @@
     <w:p>
       <w:pPr>
         <w:spacing w:line="360" w:lineRule="auto"/>
+        <w:rPr>
+          <w:rFonts w:hint="eastAsia"/>
+        </w:rPr>
       </w:pPr>
       <w:r>
         <w:t>服务器：小程序后端运行在服务器上，处理来自小程序的请求，如数据查询、更新设置等。</w:t>
@@ -461,6 +565,9 @@
     <w:p>
       <w:pPr>
         <w:spacing w:line="360" w:lineRule="auto"/>
+        <w:rPr>
+          <w:rFonts w:hint="eastAsia"/>
+        </w:rPr>
       </w:pPr>
       <w:r>
         <w:t>数据库：后端服务通常连接数据库，用于存储用户数据、报警记录、设备状态等信息。</w:t>
@@ -469,6 +576,9 @@
     <w:p>
       <w:pPr>
         <w:spacing w:line="360" w:lineRule="auto"/>
+        <w:rPr>
+          <w:rFonts w:hint="eastAsia"/>
+        </w:rPr>
       </w:pPr>
       <w:r>
         <w:t>API接口：后端提供API接口供小程序调用，实现数据的获取和命令的下发。</w:t>
@@ -477,6 +587,9 @@
     <w:p>
       <w:pPr>
         <w:spacing w:line="360" w:lineRule="auto"/>
+        <w:rPr>
+          <w:rFonts w:hint="eastAsia"/>
+        </w:rPr>
       </w:pPr>
       <w:r>
         <w:rPr>
@@ -491,6 +604,9 @@
     <w:p>
       <w:pPr>
         <w:spacing w:line="360" w:lineRule="auto"/>
+        <w:rPr>
+          <w:rFonts w:hint="eastAsia"/>
+        </w:rPr>
       </w:pPr>
       <w:r>
         <w:t>ONENET：作为物联网平台，ONENET提供了设备连接、数据收集、数据存储和分析等服务。小程序通过ONENET服务器获取感知层数据，这些数据可能包括传感器读数、设备状态等。</w:t>
@@ -499,6 +615,9 @@
     <w:p>
       <w:pPr>
         <w:spacing w:line="360" w:lineRule="auto"/>
+        <w:rPr>
+          <w:rFonts w:hint="eastAsia"/>
+        </w:rPr>
       </w:pPr>
       <w:r>
         <w:t>数据上传：从ONENET获取的数据被上传到MySQL数据库中，以便后端服务进行进一步的处理和分析。</w:t>
@@ -507,6 +626,9 @@
     <w:p>
       <w:pPr>
         <w:spacing w:line="360" w:lineRule="auto"/>
+        <w:rPr>
+          <w:rFonts w:hint="eastAsia"/>
+        </w:rPr>
       </w:pPr>
       <w:r>
         <w:lastRenderedPageBreak/>
@@ -529,6 +651,118 @@
     </w:sectPr>
   </w:body>
 </w:document>
+</file>
+
+<file path=word/comments.xml><?xml version="1.0" encoding="utf-8"?>
+<w:comments xmlns:wpc="http://schemas.microsoft.com/office/word/2010/wordprocessingCanvas" xmlns:cx="http://schemas.microsoft.com/office/drawing/2014/chartex" xmlns:cx1="http://schemas.microsoft.com/office/drawing/2015/9/8/chartex" xmlns:cx2="http://schemas.microsoft.com/office/drawing/2015/10/21/chartex" xmlns:cx3="http://schemas.microsoft.com/office/drawing/2016/5/9/chartex" xmlns:cx4="http://schemas.microsoft.com/office/drawing/2016/5/10/chartex" xmlns:cx5="http://schemas.microsoft.com/office/drawing/2016/5/11/chartex" xmlns:cx6="http://schemas.microsoft.com/office/drawing/2016/5/12/chartex" xmlns:cx7="http://schemas.microsoft.com/office/drawing/2016/5/13/chartex" xmlns:cx8="http://schemas.microsoft.com/office/drawing/2016/5/14/chartex" xmlns:mc="http://schemas.openxmlformats.org/markup-compatibility/2006" xmlns:aink="http://schemas.microsoft.com/office/drawing/2016/ink" xmlns:am3d="http://schemas.microsoft.com/office/drawing/2017/model3d" xmlns:o="urn:schemas-microsoft-com:office:office" xmlns:oel="http://schemas.microsoft.com/office/2019/extlst" xmlns:r="http://schemas.openxmlformats.org/officeDocument/2006/relationships" xmlns:m="http://schemas.openxmlformats.org/officeDocument/2006/math" xmlns:v="urn:schemas-microsoft-com:vml" xmlns:wp14="http://schemas.microsoft.com/office/word/2010/wordprocessingDrawing" xmlns:wp="http://schemas.openxmlformats.org/drawingml/2006/wordprocessingDrawing" xmlns:w10="urn:schemas-microsoft-com:office:word" xmlns:w="http://schemas.openxmlformats.org/wordprocessingml/2006/main" xmlns:w14="http://schemas.microsoft.com/office/word/2010/wordml" xmlns:w15="http://schemas.microsoft.com/office/word/2012/wordml" xmlns:w16cex="http://schemas.microsoft.com/office/word/2018/wordml/cex" xmlns:w16cid="http://schemas.microsoft.com/office/word/2016/wordml/cid" xmlns:w16="http://schemas.microsoft.com/office/word/2018/wordml" xmlns:w16du="http://schemas.microsoft.com/office/word/2023/wordml/word16du" xmlns:w16sdtdh="http://schemas.microsoft.com/office/word/2020/wordml/sdtdatahash" xmlns:w16se="http://schemas.microsoft.com/office/word/2015/wordml/symex" xmlns:wpg="http://schemas.microsoft.com/office/word/2010/wordprocessingGroup" xmlns:wpi="http://schemas.microsoft.com/office/word/2010/wordprocessingInk" xmlns:wne="http://schemas.microsoft.com/office/word/2006/wordml" xmlns:wps="http://schemas.microsoft.com/office/word/2010/wordprocessingShape" mc:Ignorable="w14 w15 w16se w16cid w16 w16cex w16sdtdh w16du wp14">
+  <w:comment w:id="0" w:author="景州 钟" w:date="2024-12-04T22:03:00Z" w:initials="景钟">
+    <w:p>
+      <w:pPr>
+        <w:pStyle w:val="ac"/>
+      </w:pPr>
+      <w:r>
+        <w:rPr>
+          <w:rStyle w:val="ab"/>
+          <w:rFonts w:hint="eastAsia"/>
+        </w:rPr>
+        <w:annotationRef/>
+      </w:r>
+      <w:r>
+        <w:rPr>
+          <w:rFonts w:hint="eastAsia"/>
+        </w:rPr>
+        <w:t>摘要一般不分点，整理成逻辑通顺的一段或者两段话</w:t>
+      </w:r>
+    </w:p>
+  </w:comment>
+  <w:comment w:id="1" w:author="景州 钟" w:date="2024-12-04T21:59:00Z" w:initials="景钟">
+    <w:p>
+      <w:pPr>
+        <w:pStyle w:val="ac"/>
+      </w:pPr>
+      <w:r>
+        <w:rPr>
+          <w:rStyle w:val="ab"/>
+          <w:rFonts w:hint="eastAsia"/>
+        </w:rPr>
+        <w:annotationRef/>
+      </w:r>
+      <w:r>
+        <w:rPr>
+          <w:rFonts w:hint="eastAsia"/>
+        </w:rPr>
+        <w:t>补充一下，显示三台装置的连接情况</w:t>
+      </w:r>
+    </w:p>
+  </w:comment>
+  <w:comment w:id="2" w:author="景州 钟" w:date="2024-12-04T22:01:00Z" w:initials="景钟">
+    <w:p>
+      <w:pPr>
+        <w:pStyle w:val="ac"/>
+      </w:pPr>
+      <w:r>
+        <w:rPr>
+          <w:rStyle w:val="ab"/>
+          <w:rFonts w:hint="eastAsia"/>
+        </w:rPr>
+        <w:annotationRef/>
+      </w:r>
+      <w:r>
+        <w:rPr>
+          <w:rFonts w:hint="eastAsia"/>
+        </w:rPr>
+        <w:t>不知道是否需要补充一下通过微信向用户发送消息</w:t>
+      </w:r>
+    </w:p>
+  </w:comment>
+  <w:comment w:id="3" w:author="景州 钟" w:date="2024-12-04T22:01:00Z" w:initials="景钟">
+    <w:p>
+      <w:pPr>
+        <w:pStyle w:val="ac"/>
+      </w:pPr>
+      <w:r>
+        <w:rPr>
+          <w:rStyle w:val="ab"/>
+          <w:rFonts w:hint="eastAsia"/>
+        </w:rPr>
+        <w:annotationRef/>
+      </w:r>
+      <w:r>
+        <w:rPr>
+          <w:rFonts w:hint="eastAsia"/>
+        </w:rPr>
+        <w:t>没有这个功能</w:t>
+      </w:r>
+    </w:p>
+  </w:comment>
+</w:comments>
+</file>
+
+<file path=word/commentsExtended.xml><?xml version="1.0" encoding="utf-8"?>
+<w15:commentsEx xmlns:wpc="http://schemas.microsoft.com/office/word/2010/wordprocessingCanvas" xmlns:cx="http://schemas.microsoft.com/office/drawing/2014/chartex" xmlns:cx1="http://schemas.microsoft.com/office/drawing/2015/9/8/chartex" xmlns:cx2="http://schemas.microsoft.com/office/drawing/2015/10/21/chartex" xmlns:cx3="http://schemas.microsoft.com/office/drawing/2016/5/9/chartex" xmlns:cx4="http://schemas.microsoft.com/office/drawing/2016/5/10/chartex" xmlns:cx5="http://schemas.microsoft.com/office/drawing/2016/5/11/chartex" xmlns:cx6="http://schemas.microsoft.com/office/drawing/2016/5/12/chartex" xmlns:cx7="http://schemas.microsoft.com/office/drawing/2016/5/13/chartex" xmlns:cx8="http://schemas.microsoft.com/office/drawing/2016/5/14/chartex" xmlns:mc="http://schemas.openxmlformats.org/markup-compatibility/2006" xmlns:aink="http://schemas.microsoft.com/office/drawing/2016/ink" xmlns:am3d="http://schemas.microsoft.com/office/drawing/2017/model3d" xmlns:o="urn:schemas-microsoft-com:office:office" xmlns:oel="http://schemas.microsoft.com/office/2019/extlst" xmlns:r="http://schemas.openxmlformats.org/officeDocument/2006/relationships" xmlns:m="http://schemas.openxmlformats.org/officeDocument/2006/math" xmlns:v="urn:schemas-microsoft-com:vml" xmlns:wp14="http://schemas.microsoft.com/office/word/2010/wordprocessingDrawing" xmlns:wp="http://schemas.openxmlformats.org/drawingml/2006/wordprocessingDrawing" xmlns:w10="urn:schemas-microsoft-com:office:word" xmlns:w="http://schemas.openxmlformats.org/wordprocessingml/2006/main" xmlns:w14="http://schemas.microsoft.com/office/word/2010/wordml" xmlns:w15="http://schemas.microsoft.com/office/word/2012/wordml" xmlns:w16cex="http://schemas.microsoft.com/office/word/2018/wordml/cex" xmlns:w16cid="http://schemas.microsoft.com/office/word/2016/wordml/cid" xmlns:w16="http://schemas.microsoft.com/office/word/2018/wordml" xmlns:w16du="http://schemas.microsoft.com/office/word/2023/wordml/word16du" xmlns:w16sdtdh="http://schemas.microsoft.com/office/word/2020/wordml/sdtdatahash" xmlns:w16se="http://schemas.microsoft.com/office/word/2015/wordml/symex" xmlns:wpg="http://schemas.microsoft.com/office/word/2010/wordprocessingGroup" xmlns:wpi="http://schemas.microsoft.com/office/word/2010/wordprocessingInk" xmlns:wne="http://schemas.microsoft.com/office/word/2006/wordml" xmlns:wps="http://schemas.microsoft.com/office/word/2010/wordprocessingShape" mc:Ignorable="w14 w15 w16se w16cid w16 w16cex w16sdtdh w16du wp14">
+  <w15:commentEx w15:paraId="6D00D7ED" w15:done="0"/>
+  <w15:commentEx w15:paraId="7C289E46" w15:done="0"/>
+  <w15:commentEx w15:paraId="13901F55" w15:done="0"/>
+  <w15:commentEx w15:paraId="262F6459" w15:done="0"/>
+</w15:commentsEx>
+</file>
+
+<file path=word/commentsExtensible.xml><?xml version="1.0" encoding="utf-8"?>
+<w16cex:commentsExtensible xmlns:wpc="http://schemas.microsoft.com/office/word/2010/wordprocessingCanvas" xmlns:cx="http://schemas.microsoft.com/office/drawing/2014/chartex" xmlns:cx1="http://schemas.microsoft.com/office/drawing/2015/9/8/chartex" xmlns:cx2="http://schemas.microsoft.com/office/drawing/2015/10/21/chartex" xmlns:cx3="http://schemas.microsoft.com/office/drawing/2016/5/9/chartex" xmlns:cx4="http://schemas.microsoft.com/office/drawing/2016/5/10/chartex" xmlns:cx5="http://schemas.microsoft.com/office/drawing/2016/5/11/chartex" xmlns:cx6="http://schemas.microsoft.com/office/drawing/2016/5/12/chartex" xmlns:cx7="http://schemas.microsoft.com/office/drawing/2016/5/13/chartex" xmlns:cx8="http://schemas.microsoft.com/office/drawing/2016/5/14/chartex" xmlns:cr="http://schemas.microsoft.com/office/comments/2020/reactions" xmlns:mc="http://schemas.openxmlformats.org/markup-compatibility/2006" xmlns:aink="http://schemas.microsoft.com/office/drawing/2016/ink" xmlns:am3d="http://schemas.microsoft.com/office/drawing/2017/model3d" xmlns:o="urn:schemas-microsoft-com:office:office" xmlns:oel="http://schemas.microsoft.com/office/2019/extlst" xmlns:r="http://schemas.openxmlformats.org/officeDocument/2006/relationships" xmlns:m="http://schemas.openxmlformats.org/officeDocument/2006/math" xmlns:v="urn:schemas-microsoft-com:vml" xmlns:wp14="http://schemas.microsoft.com/office/word/2010/wordprocessingDrawing" xmlns:wp="http://schemas.openxmlformats.org/drawingml/2006/wordprocessingDrawing" xmlns:w10="urn:schemas-microsoft-com:office:word" xmlns:w="http://schemas.openxmlformats.org/wordprocessingml/2006/main" xmlns:w14="http://schemas.microsoft.com/office/word/2010/wordml" xmlns:w15="http://schemas.microsoft.com/office/word/2012/wordml" xmlns:w16cex="http://schemas.microsoft.com/office/word/2018/wordml/cex" xmlns:w16cid="http://schemas.microsoft.com/office/word/2016/wordml/cid" xmlns:w16="http://schemas.microsoft.com/office/word/2018/wordml" xmlns:w16du="http://schemas.microsoft.com/office/word/2023/wordml/word16du" xmlns:w16sdtdh="http://schemas.microsoft.com/office/word/2020/wordml/sdtdatahash" xmlns:w16se="http://schemas.microsoft.com/office/word/2015/wordml/symex" xmlns:wpg="http://schemas.microsoft.com/office/word/2010/wordprocessingGroup" xmlns:wpi="http://schemas.microsoft.com/office/word/2010/wordprocessingInk" xmlns:wne="http://schemas.microsoft.com/office/word/2006/wordml" xmlns:wps="http://schemas.microsoft.com/office/word/2010/wordprocessingShape" mc:Ignorable="w14 w15 w16se w16cid w16 w16cex w16sdtdh cr w16du wp14">
+  <w16cex:commentExtensible w16cex:durableId="713A3FB2" w16cex:dateUtc="2024-12-04T14:03:00Z"/>
+  <w16cex:commentExtensible w16cex:durableId="5891AFAB" w16cex:dateUtc="2024-12-04T13:59:00Z"/>
+  <w16cex:commentExtensible w16cex:durableId="3009402B" w16cex:dateUtc="2024-12-04T14:01:00Z"/>
+  <w16cex:commentExtensible w16cex:durableId="7D65A7B9" w16cex:dateUtc="2024-12-04T14:01:00Z"/>
+</w16cex:commentsExtensible>
+</file>
+
+<file path=word/commentsIds.xml><?xml version="1.0" encoding="utf-8"?>
+<w16cid:commentsIds xmlns:wpc="http://schemas.microsoft.com/office/word/2010/wordprocessingCanvas" xmlns:cx="http://schemas.microsoft.com/office/drawing/2014/chartex" xmlns:cx1="http://schemas.microsoft.com/office/drawing/2015/9/8/chartex" xmlns:cx2="http://schemas.microsoft.com/office/drawing/2015/10/21/chartex" xmlns:cx3="http://schemas.microsoft.com/office/drawing/2016/5/9/chartex" xmlns:cx4="http://schemas.microsoft.com/office/drawing/2016/5/10/chartex" xmlns:cx5="http://schemas.microsoft.com/office/drawing/2016/5/11/chartex" xmlns:cx6="http://schemas.microsoft.com/office/drawing/2016/5/12/chartex" xmlns:cx7="http://schemas.microsoft.com/office/drawing/2016/5/13/chartex" xmlns:cx8="http://schemas.microsoft.com/office/drawing/2016/5/14/chartex" xmlns:mc="http://schemas.openxmlformats.org/markup-compatibility/2006" xmlns:aink="http://schemas.microsoft.com/office/drawing/2016/ink" xmlns:am3d="http://schemas.microsoft.com/office/drawing/2017/model3d" xmlns:o="urn:schemas-microsoft-com:office:office" xmlns:oel="http://schemas.microsoft.com/office/2019/extlst" xmlns:r="http://schemas.openxmlformats.org/officeDocument/2006/relationships" xmlns:m="http://schemas.openxmlformats.org/officeDocument/2006/math" xmlns:v="urn:schemas-microsoft-com:vml" xmlns:wp14="http://schemas.microsoft.com/office/word/2010/wordprocessingDrawing" xmlns:wp="http://schemas.openxmlformats.org/drawingml/2006/wordprocessingDrawing" xmlns:w10="urn:schemas-microsoft-com:office:word" xmlns:w="http://schemas.openxmlformats.org/wordprocessingml/2006/main" xmlns:w14="http://schemas.microsoft.com/office/word/2010/wordml" xmlns:w15="http://schemas.microsoft.com/office/word/2012/wordml" xmlns:w16cex="http://schemas.microsoft.com/office/word/2018/wordml/cex" xmlns:w16cid="http://schemas.microsoft.com/office/word/2016/wordml/cid" xmlns:w16="http://schemas.microsoft.com/office/word/2018/wordml" xmlns:w16du="http://schemas.microsoft.com/office/word/2023/wordml/word16du" xmlns:w16sdtdh="http://schemas.microsoft.com/office/word/2020/wordml/sdtdatahash" xmlns:w16se="http://schemas.microsoft.com/office/word/2015/wordml/symex" xmlns:wpg="http://schemas.microsoft.com/office/word/2010/wordprocessingGroup" xmlns:wpi="http://schemas.microsoft.com/office/word/2010/wordprocessingInk" xmlns:wne="http://schemas.microsoft.com/office/word/2006/wordml" xmlns:wps="http://schemas.microsoft.com/office/word/2010/wordprocessingShape" mc:Ignorable="w14 w15 w16se w16cid w16 w16cex w16sdtdh w16du wp14">
+  <w16cid:commentId w16cid:paraId="6D00D7ED" w16cid:durableId="713A3FB2"/>
+  <w16cid:commentId w16cid:paraId="7C289E46" w16cid:durableId="5891AFAB"/>
+  <w16cid:commentId w16cid:paraId="13901F55" w16cid:durableId="3009402B"/>
+  <w16cid:commentId w16cid:paraId="262F6459" w16cid:durableId="7D65A7B9"/>
+</w16cid:commentsIds>
 </file>
 
 <file path=word/endnotes.xml><?xml version="1.0" encoding="utf-8"?>
@@ -2963,6 +3197,14 @@
     <w:abstractNumId w:val="8"/>
   </w:num>
 </w:numbering>
+</file>
+
+<file path=word/people.xml><?xml version="1.0" encoding="utf-8"?>
+<w15:people xmlns:wpc="http://schemas.microsoft.com/office/word/2010/wordprocessingCanvas" xmlns:cx="http://schemas.microsoft.com/office/drawing/2014/chartex" xmlns:cx1="http://schemas.microsoft.com/office/drawing/2015/9/8/chartex" xmlns:cx2="http://schemas.microsoft.com/office/drawing/2015/10/21/chartex" xmlns:cx3="http://schemas.microsoft.com/office/drawing/2016/5/9/chartex" xmlns:cx4="http://schemas.microsoft.com/office/drawing/2016/5/10/chartex" xmlns:cx5="http://schemas.microsoft.com/office/drawing/2016/5/11/chartex" xmlns:cx6="http://schemas.microsoft.com/office/drawing/2016/5/12/chartex" xmlns:cx7="http://schemas.microsoft.com/office/drawing/2016/5/13/chartex" xmlns:cx8="http://schemas.microsoft.com/office/drawing/2016/5/14/chartex" xmlns:mc="http://schemas.openxmlformats.org/markup-compatibility/2006" xmlns:aink="http://schemas.microsoft.com/office/drawing/2016/ink" xmlns:am3d="http://schemas.microsoft.com/office/drawing/2017/model3d" xmlns:o="urn:schemas-microsoft-com:office:office" xmlns:oel="http://schemas.microsoft.com/office/2019/extlst" xmlns:r="http://schemas.openxmlformats.org/officeDocument/2006/relationships" xmlns:m="http://schemas.openxmlformats.org/officeDocument/2006/math" xmlns:v="urn:schemas-microsoft-com:vml" xmlns:wp14="http://schemas.microsoft.com/office/word/2010/wordprocessingDrawing" xmlns:wp="http://schemas.openxmlformats.org/drawingml/2006/wordprocessingDrawing" xmlns:w10="urn:schemas-microsoft-com:office:word" xmlns:w="http://schemas.openxmlformats.org/wordprocessingml/2006/main" xmlns:w14="http://schemas.microsoft.com/office/word/2010/wordml" xmlns:w15="http://schemas.microsoft.com/office/word/2012/wordml" xmlns:w16cex="http://schemas.microsoft.com/office/word/2018/wordml/cex" xmlns:w16cid="http://schemas.microsoft.com/office/word/2016/wordml/cid" xmlns:w16="http://schemas.microsoft.com/office/word/2018/wordml" xmlns:w16du="http://schemas.microsoft.com/office/word/2023/wordml/word16du" xmlns:w16sdtdh="http://schemas.microsoft.com/office/word/2020/wordml/sdtdatahash" xmlns:w16se="http://schemas.microsoft.com/office/word/2015/wordml/symex" xmlns:wpg="http://schemas.microsoft.com/office/word/2010/wordprocessingGroup" xmlns:wpi="http://schemas.microsoft.com/office/word/2010/wordprocessingInk" xmlns:wne="http://schemas.microsoft.com/office/word/2006/wordml" xmlns:wps="http://schemas.microsoft.com/office/word/2010/wordprocessingShape" mc:Ignorable="w14 w15 w16se w16cid w16 w16cex w16sdtdh w16du wp14">
+  <w15:person w15:author="景州 钟">
+    <w15:presenceInfo w15:providerId="Windows Live" w15:userId="61c36ca8bad75a3c"/>
+  </w15:person>
+</w15:people>
 </file>
 
 <file path=word/styles.xml><?xml version="1.0" encoding="utf-8"?>
@@ -3369,6 +3611,7 @@
   <w:style w:type="character" w:default="1" w:styleId="a0">
     <w:name w:val="Default Paragraph Font"/>
     <w:uiPriority w:val="1"/>
+    <w:semiHidden/>
     <w:unhideWhenUsed/>
   </w:style>
   <w:style w:type="table" w:default="1" w:styleId="a1">
@@ -3536,6 +3779,62 @@
       <w:rFonts w:ascii="Times New Roman" w:hAnsi="Times New Roman" w:cs="Times New Roman"/>
       <w:sz w:val="24"/>
       <w:szCs w:val="24"/>
+    </w:rPr>
+  </w:style>
+  <w:style w:type="character" w:styleId="ab">
+    <w:name w:val="annotation reference"/>
+    <w:basedOn w:val="a0"/>
+    <w:uiPriority w:val="99"/>
+    <w:semiHidden/>
+    <w:unhideWhenUsed/>
+    <w:rsid w:val="00EA73EC"/>
+    <w:rPr>
+      <w:sz w:val="21"/>
+      <w:szCs w:val="21"/>
+    </w:rPr>
+  </w:style>
+  <w:style w:type="paragraph" w:styleId="ac">
+    <w:name w:val="annotation text"/>
+    <w:basedOn w:val="a"/>
+    <w:link w:val="ad"/>
+    <w:uiPriority w:val="99"/>
+    <w:unhideWhenUsed/>
+    <w:rsid w:val="00EA73EC"/>
+    <w:pPr>
+      <w:jc w:val="left"/>
+    </w:pPr>
+  </w:style>
+  <w:style w:type="character" w:customStyle="1" w:styleId="ad">
+    <w:name w:val="批注文字 字符"/>
+    <w:basedOn w:val="a0"/>
+    <w:link w:val="ac"/>
+    <w:uiPriority w:val="99"/>
+    <w:rsid w:val="00EA73EC"/>
+  </w:style>
+  <w:style w:type="paragraph" w:styleId="ae">
+    <w:name w:val="annotation subject"/>
+    <w:basedOn w:val="ac"/>
+    <w:next w:val="ac"/>
+    <w:link w:val="af"/>
+    <w:uiPriority w:val="99"/>
+    <w:semiHidden/>
+    <w:unhideWhenUsed/>
+    <w:rsid w:val="00EA73EC"/>
+    <w:rPr>
+      <w:b/>
+      <w:bCs/>
+    </w:rPr>
+  </w:style>
+  <w:style w:type="character" w:customStyle="1" w:styleId="af">
+    <w:name w:val="批注主题 字符"/>
+    <w:basedOn w:val="ad"/>
+    <w:link w:val="ae"/>
+    <w:uiPriority w:val="99"/>
+    <w:semiHidden/>
+    <w:rsid w:val="00EA73EC"/>
+    <w:rPr>
+      <w:b/>
+      <w:bCs/>
     </w:rPr>
   </w:style>
 </w:styles>

--- a/hpy_合泰杯2025报告书.docx
+++ b/hpy_合泰杯2025报告书.docx
@@ -359,6 +359,7 @@
           <w:rFonts w:hint="eastAsia"/>
         </w:rPr>
       </w:pPr>
+      <w:commentRangeStart w:id="4"/>
       <w:r>
         <w:rPr>
           <w:noProof/>
@@ -400,6 +401,13 @@
           </wp:inline>
         </w:drawing>
       </w:r>
+      <w:commentRangeEnd w:id="4"/>
+      <w:r>
+        <w:rPr>
+          <w:rStyle w:val="ab"/>
+        </w:rPr>
+        <w:commentReference w:id="4"/>
+      </w:r>
     </w:p>
     <w:p>
       <w:pPr>
@@ -659,6 +667,9 @@
     <w:p>
       <w:pPr>
         <w:pStyle w:val="ac"/>
+        <w:rPr>
+          <w:rFonts w:hint="eastAsia"/>
+        </w:rPr>
       </w:pPr>
       <w:r>
         <w:rPr>
@@ -679,6 +690,9 @@
     <w:p>
       <w:pPr>
         <w:pStyle w:val="ac"/>
+        <w:rPr>
+          <w:rFonts w:hint="eastAsia"/>
+        </w:rPr>
       </w:pPr>
       <w:r>
         <w:rPr>
@@ -699,6 +713,9 @@
     <w:p>
       <w:pPr>
         <w:pStyle w:val="ac"/>
+        <w:rPr>
+          <w:rFonts w:hint="eastAsia"/>
+        </w:rPr>
       </w:pPr>
       <w:r>
         <w:rPr>
@@ -719,6 +736,9 @@
     <w:p>
       <w:pPr>
         <w:pStyle w:val="ac"/>
+        <w:rPr>
+          <w:rFonts w:hint="eastAsia"/>
+        </w:rPr>
       </w:pPr>
       <w:r>
         <w:rPr>
@@ -732,6 +752,26 @@
           <w:rFonts w:hint="eastAsia"/>
         </w:rPr>
         <w:t>没有这个功能</w:t>
+      </w:r>
+    </w:p>
+  </w:comment>
+  <w:comment w:id="4" w:author="景州 钟" w:date="2024-12-04T22:08:00Z" w:initials="景钟">
+    <w:p>
+      <w:pPr>
+        <w:pStyle w:val="ac"/>
+      </w:pPr>
+      <w:r>
+        <w:rPr>
+          <w:rStyle w:val="ab"/>
+          <w:rFonts w:hint="eastAsia"/>
+        </w:rPr>
+        <w:annotationRef/>
+      </w:r>
+      <w:r>
+        <w:rPr>
+          <w:rFonts w:hint="eastAsia"/>
+        </w:rPr>
+        <w:t>根据上面修改的内容修改一下这个图</w:t>
       </w:r>
     </w:p>
   </w:comment>
@@ -744,6 +784,7 @@
   <w15:commentEx w15:paraId="7C289E46" w15:done="0"/>
   <w15:commentEx w15:paraId="13901F55" w15:done="0"/>
   <w15:commentEx w15:paraId="262F6459" w15:done="0"/>
+  <w15:commentEx w15:paraId="74D77A46" w15:done="0"/>
 </w15:commentsEx>
 </file>
 
@@ -753,6 +794,7 @@
   <w16cex:commentExtensible w16cex:durableId="5891AFAB" w16cex:dateUtc="2024-12-04T13:59:00Z"/>
   <w16cex:commentExtensible w16cex:durableId="3009402B" w16cex:dateUtc="2024-12-04T14:01:00Z"/>
   <w16cex:commentExtensible w16cex:durableId="7D65A7B9" w16cex:dateUtc="2024-12-04T14:01:00Z"/>
+  <w16cex:commentExtensible w16cex:durableId="05826D71" w16cex:dateUtc="2024-12-04T14:08:00Z"/>
 </w16cex:commentsExtensible>
 </file>
 
@@ -762,6 +804,7 @@
   <w16cid:commentId w16cid:paraId="7C289E46" w16cid:durableId="5891AFAB"/>
   <w16cid:commentId w16cid:paraId="13901F55" w16cid:durableId="3009402B"/>
   <w16cid:commentId w16cid:paraId="262F6459" w16cid:durableId="7D65A7B9"/>
+  <w16cid:commentId w16cid:paraId="74D77A46" w16cid:durableId="05826D71"/>
 </w16cid:commentsIds>
 </file>
 

--- a/hpy_合泰杯2025报告书.docx
+++ b/hpy_合泰杯2025报告书.docx
@@ -11,130 +11,55 @@
         </w:numPr>
         <w:spacing w:line="360" w:lineRule="auto"/>
         <w:ind w:firstLineChars="0"/>
+      </w:pPr>
+      <w:r>
         <w:rPr>
           <w:rFonts w:eastAsiaTheme="minorEastAsia" w:hint="eastAsia"/>
           <w14:ligatures w14:val="standardContextual"/>
         </w:rPr>
-      </w:pPr>
+        <w:t>作品摘要</w:t>
+      </w:r>
+      <w:r>
+        <w:rPr>
+          <w:rFonts w:eastAsiaTheme="minorEastAsia"/>
+          <w14:ligatures w14:val="standardContextual"/>
+        </w:rPr>
+        <w:br/>
+      </w:r>
+      <w:r>
+        <w:rPr>
+          <w:rFonts w:eastAsiaTheme="minorEastAsia"/>
+          <w14:ligatures w14:val="standardContextual"/>
+        </w:rPr>
+        <w:t>本作品专为老年人和行动不便者设计，通过智能家居技术提升家庭安全。它集成了多重报警机制、智能化预警、远程监控控制</w:t>
+      </w:r>
+      <w:r>
+        <w:rPr>
+          <w:rFonts w:eastAsiaTheme="minorEastAsia"/>
+          <w14:ligatures w14:val="standardContextual"/>
+        </w:rPr>
+        <w:t>、</w:t>
+      </w:r>
+      <w:r>
+        <w:rPr>
+          <w:rFonts w:eastAsiaTheme="minorEastAsia"/>
+          <w14:ligatures w14:val="standardContextual"/>
+        </w:rPr>
+        <w:t>以及</w:t>
+      </w:r>
       <w:r>
         <w:rPr>
           <w:rFonts w:eastAsiaTheme="minorEastAsia" w:hint="eastAsia"/>
           <w14:ligatures w14:val="standardContextual"/>
         </w:rPr>
-        <w:t>作品摘要</w:t>
+        <w:t>数据可视化</w:t>
       </w:r>
       <w:r>
         <w:rPr>
           <w:rFonts w:eastAsiaTheme="minorEastAsia"/>
           <w14:ligatures w14:val="standardContextual"/>
         </w:rPr>
-        <w:br/>
-      </w:r>
-      <w:commentRangeStart w:id="0"/>
-      <w:r>
-        <w:rPr>
-          <w:rFonts w:eastAsiaTheme="minorEastAsia"/>
-          <w14:ligatures w14:val="standardContextual"/>
-        </w:rPr>
-        <w:t>本作品旨在提高家庭安全性，特别是为老年人和行动不便者提供紧急情况下的快速响应和预防措施，减轻家属心理负担，提升生活质量，并推动智能家居技术的发展。</w:t>
-      </w:r>
-    </w:p>
-    <w:p>
-      <w:pPr>
-        <w:spacing w:line="360" w:lineRule="auto"/>
-        <w:rPr>
-          <w:rFonts w:hint="eastAsia"/>
-        </w:rPr>
-      </w:pPr>
-      <w:r>
-        <w:rPr>
-          <w:rFonts w:hint="eastAsia"/>
-        </w:rPr>
-        <w:t>作品的功能</w:t>
-      </w:r>
-      <w:r>
-        <w:rPr>
-          <w:rFonts w:hint="eastAsia"/>
-        </w:rPr>
-        <w:t>：</w:t>
-      </w:r>
-    </w:p>
-    <w:p>
-      <w:pPr>
-        <w:numPr>
-          <w:ilvl w:val="0"/>
-          <w:numId w:val="6"/>
-        </w:numPr>
-        <w:spacing w:line="360" w:lineRule="auto"/>
-        <w:rPr>
-          <w:rFonts w:hint="eastAsia"/>
-        </w:rPr>
-      </w:pPr>
-      <w:r>
-        <w:t>多重报警机制：声音报警、短信通知、APP提醒。</w:t>
-      </w:r>
-    </w:p>
-    <w:p>
-      <w:pPr>
-        <w:numPr>
-          <w:ilvl w:val="0"/>
-          <w:numId w:val="6"/>
-        </w:numPr>
-        <w:spacing w:line="360" w:lineRule="auto"/>
-        <w:rPr>
-          <w:rFonts w:hint="eastAsia"/>
-        </w:rPr>
-      </w:pPr>
-      <w:r>
-        <w:t>智能化预警：雷达感应人体，定时提醒家属。</w:t>
-      </w:r>
-    </w:p>
-    <w:p>
-      <w:pPr>
-        <w:numPr>
-          <w:ilvl w:val="0"/>
-          <w:numId w:val="6"/>
-        </w:numPr>
-        <w:spacing w:line="360" w:lineRule="auto"/>
-        <w:rPr>
-          <w:rFonts w:hint="eastAsia"/>
-        </w:rPr>
-      </w:pPr>
-      <w:r>
-        <w:t>远程监控与控制：通过APP查看装置状态和报警记录，远程设置更新。</w:t>
-      </w:r>
-    </w:p>
-    <w:p>
-      <w:pPr>
-        <w:numPr>
-          <w:ilvl w:val="0"/>
-          <w:numId w:val="6"/>
-        </w:numPr>
-        <w:spacing w:line="360" w:lineRule="auto"/>
-        <w:rPr>
-          <w:rFonts w:hint="eastAsia"/>
-        </w:rPr>
-      </w:pPr>
-      <w:r>
-        <w:t>一氧化碳浓度监测：实时监测，超标自动报警。</w:t>
-      </w:r>
-    </w:p>
-    <w:p>
-      <w:pPr>
-        <w:spacing w:line="360" w:lineRule="auto"/>
-        <w:rPr>
-          <w:rFonts w:hint="eastAsia"/>
-        </w:rPr>
-      </w:pPr>
-      <w:r>
-        <w:t>预计达到效果：装置将确保紧急情况下家庭成员能迅速获得通知，减少意外事故，提供心理安慰，增强家庭安全保障，并通过智能化功能提升用户的生活便利性。</w:t>
-      </w:r>
-      <w:commentRangeEnd w:id="0"/>
-      <w:r>
-        <w:rPr>
-          <w:rStyle w:val="ab"/>
-        </w:rPr>
-        <w:commentReference w:id="0"/>
+        <w:t>，确保紧急情况下快速响应，减少事故，提供心理安慰，并增强家庭安全。预计效果是提升生活质量，增强生活便利性。</w:t>
       </w:r>
     </w:p>
     <w:p>
@@ -249,25 +174,43 @@
         </w:rPr>
         <w:t>1. 数据可视化：用户可以通过小程序直观地查看装置的电量和状态，</w:t>
       </w:r>
-      <w:commentRangeStart w:id="1"/>
+      <w:commentRangeStart w:id="0"/>
       <w:r>
         <w:rPr>
           <w:rFonts w:hint="eastAsia"/>
         </w:rPr>
         <w:t>包括</w:t>
       </w:r>
-      <w:commentRangeEnd w:id="1"/>
+      <w:commentRangeEnd w:id="0"/>
       <w:r>
         <w:rPr>
           <w:rStyle w:val="ab"/>
         </w:rPr>
-        <w:commentReference w:id="1"/>
-      </w:r>
-      <w:r>
-        <w:rPr>
-          <w:rFonts w:hint="eastAsia"/>
-        </w:rPr>
-        <w:t>报警记录、一氧化碳（CO）浓度、温度和湿度等关键信息。这种实时数据展示有助于用户全面了解装置的运行状况和家庭环境的安全水平。</w:t>
+        <w:commentReference w:id="0"/>
+      </w:r>
+      <w:r>
+        <w:rPr>
+          <w:rFonts w:hint="eastAsia"/>
+        </w:rPr>
+        <w:t>报警记录、一氧化碳（CO）浓度、温度和湿度</w:t>
+      </w:r>
+      <w:r>
+        <w:rPr>
+          <w:rFonts w:hint="eastAsia"/>
+        </w:rPr>
+        <w:t>、</w:t>
+      </w:r>
+      <w:r>
+        <w:rPr>
+          <w:rFonts w:hint="eastAsia"/>
+        </w:rPr>
+        <w:t>显示三台装置的连接情况</w:t>
+      </w:r>
+      <w:r>
+        <w:rPr>
+          <w:rFonts w:hint="eastAsia"/>
+        </w:rPr>
+        <w:t>等关键信息。这种实时数据展示有助于用户全面了解装置的运行状况和家庭环境的安全水平。</w:t>
       </w:r>
     </w:p>
     <w:p>
@@ -283,19 +226,39 @@
         </w:rPr>
         <w:t>2. 提醒服务：小程序具备向家</w:t>
       </w:r>
-      <w:commentRangeStart w:id="2"/>
-      <w:r>
-        <w:rPr>
-          <w:rFonts w:hint="eastAsia"/>
-        </w:rPr>
-        <w:t>庭成员发送实时提</w:t>
-      </w:r>
-      <w:commentRangeEnd w:id="2"/>
+      <w:commentRangeStart w:id="1"/>
+      <w:r>
+        <w:rPr>
+          <w:rFonts w:hint="eastAsia"/>
+        </w:rPr>
+        <w:t>庭成员发送</w:t>
+      </w:r>
+      <w:proofErr w:type="gramStart"/>
+      <w:r>
+        <w:rPr>
+          <w:rFonts w:hint="eastAsia"/>
+        </w:rPr>
+        <w:t>微信信息</w:t>
+      </w:r>
+      <w:proofErr w:type="gramEnd"/>
+      <w:r>
+        <w:rPr>
+          <w:rFonts w:hint="eastAsia"/>
+        </w:rPr>
+        <w:t>达到</w:t>
+      </w:r>
+      <w:r>
+        <w:rPr>
+          <w:rFonts w:hint="eastAsia"/>
+        </w:rPr>
+        <w:t>提</w:t>
+      </w:r>
+      <w:commentRangeEnd w:id="1"/>
       <w:r>
         <w:rPr>
           <w:rStyle w:val="ab"/>
         </w:rPr>
-        <w:commentReference w:id="2"/>
+        <w:commentReference w:id="1"/>
       </w:r>
       <w:r>
         <w:rPr>
@@ -315,27 +278,7 @@
         <w:rPr>
           <w:rFonts w:hint="eastAsia"/>
         </w:rPr>
-        <w:t>3. 更新功能：用户可以通过小程序轻松更新紧急联系人信息，以及调</w:t>
-      </w:r>
-      <w:commentRangeStart w:id="3"/>
-      <w:r>
-        <w:rPr>
-          <w:rFonts w:hint="eastAsia"/>
-        </w:rPr>
-        <w:t>整报警音量等设置</w:t>
-      </w:r>
-      <w:commentRangeEnd w:id="3"/>
-      <w:r>
-        <w:rPr>
-          <w:rStyle w:val="ab"/>
-        </w:rPr>
-        <w:commentReference w:id="3"/>
-      </w:r>
-      <w:r>
-        <w:rPr>
-          <w:rFonts w:hint="eastAsia"/>
-        </w:rPr>
-        <w:t>。这一模块的设计使得用户能够根据实际情况和个人偏好，灵活定制装置的功能。</w:t>
+        <w:t>3. 更新功能：用户可以通过小程序轻松更新紧急联系人信息。这一模块的设计使得用户能够根据实际情况和个人偏好，灵活定制装置的功能。</w:t>
       </w:r>
     </w:p>
     <w:p>
@@ -359,17 +302,23 @@
           <w:rFonts w:hint="eastAsia"/>
         </w:rPr>
       </w:pPr>
-      <w:commentRangeStart w:id="4"/>
+      <w:commentRangeStart w:id="2"/>
+      <w:commentRangeEnd w:id="2"/>
+      <w:r>
+        <w:rPr>
+          <w:rStyle w:val="ab"/>
+        </w:rPr>
+        <w:commentReference w:id="2"/>
+      </w:r>
       <w:r>
         <w:rPr>
           <w:noProof/>
         </w:rPr>
-        <w:lastRenderedPageBreak/>
         <w:drawing>
-          <wp:inline distT="0" distB="0" distL="0" distR="0" wp14:anchorId="4F0C6830" wp14:editId="2985FA72">
-            <wp:extent cx="5274310" cy="2718435"/>
-            <wp:effectExtent l="0" t="0" r="2540" b="5715"/>
-            <wp:docPr id="1914033933" name="图片 1"/>
+          <wp:inline distT="0" distB="0" distL="0" distR="0" wp14:anchorId="4FAF7A80" wp14:editId="01AFD794">
+            <wp:extent cx="5274310" cy="2004695"/>
+            <wp:effectExtent l="0" t="0" r="2540" b="0"/>
+            <wp:docPr id="1842958379" name="图片 1"/>
             <wp:cNvGraphicFramePr>
               <a:graphicFrameLocks xmlns:a="http://schemas.openxmlformats.org/drawingml/2006/main" noChangeAspect="1"/>
             </wp:cNvGraphicFramePr>
@@ -377,7 +326,7 @@
               <a:graphicData uri="http://schemas.openxmlformats.org/drawingml/2006/picture">
                 <pic:pic xmlns:pic="http://schemas.openxmlformats.org/drawingml/2006/picture">
                   <pic:nvPicPr>
-                    <pic:cNvPr id="1914033933" name=""/>
+                    <pic:cNvPr id="1842958379" name=""/>
                     <pic:cNvPicPr/>
                   </pic:nvPicPr>
                   <pic:blipFill>
@@ -389,7 +338,7 @@
                   <pic:spPr>
                     <a:xfrm>
                       <a:off x="0" y="0"/>
-                      <a:ext cx="5274310" cy="2718435"/>
+                      <a:ext cx="5274310" cy="2004695"/>
                     </a:xfrm>
                     <a:prstGeom prst="rect">
                       <a:avLst/>
@@ -401,13 +350,6 @@
           </wp:inline>
         </w:drawing>
       </w:r>
-      <w:commentRangeEnd w:id="4"/>
-      <w:r>
-        <w:rPr>
-          <w:rStyle w:val="ab"/>
-        </w:rPr>
-        <w:commentReference w:id="4"/>
-      </w:r>
     </w:p>
     <w:p>
       <w:pPr>
@@ -423,6 +365,7 @@
           <w:b/>
           <w:bCs/>
         </w:rPr>
+        <w:lastRenderedPageBreak/>
         <w:t>小程序原理</w:t>
       </w:r>
       <w:r>
@@ -441,6 +384,7 @@
           <w:rFonts w:hint="eastAsia"/>
         </w:rPr>
       </w:pPr>
+      <w:commentRangeStart w:id="3"/>
       <w:r>
         <w:t>小程序采用前后端分离模式进行开发，前端</w:t>
       </w:r>
@@ -483,6 +427,13 @@
       <w:proofErr w:type="spellEnd"/>
       <w:r>
         <w:t>等框架，数据库使用MySQL。使用ONENET作为物联网服务器，通过ONENET服务器获取感知层数据并上传到数据库。</w:t>
+      </w:r>
+      <w:commentRangeEnd w:id="3"/>
+      <w:r>
+        <w:rPr>
+          <w:rStyle w:val="ab"/>
+        </w:rPr>
+        <w:commentReference w:id="3"/>
       </w:r>
     </w:p>
     <w:p>
@@ -639,7 +590,6 @@
         </w:rPr>
       </w:pPr>
       <w:r>
-        <w:lastRenderedPageBreak/>
         <w:t>通过上述原理，小程序能够与硬件设备紧密配合，为用户提供一个功能全面、响应迅速、操作便捷的家庭安全管理平台。</w:t>
       </w:r>
     </w:p>
@@ -663,13 +613,10 @@
 
 <file path=word/comments.xml><?xml version="1.0" encoding="utf-8"?>
 <w:comments xmlns:wpc="http://schemas.microsoft.com/office/word/2010/wordprocessingCanvas" xmlns:cx="http://schemas.microsoft.com/office/drawing/2014/chartex" xmlns:cx1="http://schemas.microsoft.com/office/drawing/2015/9/8/chartex" xmlns:cx2="http://schemas.microsoft.com/office/drawing/2015/10/21/chartex" xmlns:cx3="http://schemas.microsoft.com/office/drawing/2016/5/9/chartex" xmlns:cx4="http://schemas.microsoft.com/office/drawing/2016/5/10/chartex" xmlns:cx5="http://schemas.microsoft.com/office/drawing/2016/5/11/chartex" xmlns:cx6="http://schemas.microsoft.com/office/drawing/2016/5/12/chartex" xmlns:cx7="http://schemas.microsoft.com/office/drawing/2016/5/13/chartex" xmlns:cx8="http://schemas.microsoft.com/office/drawing/2016/5/14/chartex" xmlns:mc="http://schemas.openxmlformats.org/markup-compatibility/2006" xmlns:aink="http://schemas.microsoft.com/office/drawing/2016/ink" xmlns:am3d="http://schemas.microsoft.com/office/drawing/2017/model3d" xmlns:o="urn:schemas-microsoft-com:office:office" xmlns:oel="http://schemas.microsoft.com/office/2019/extlst" xmlns:r="http://schemas.openxmlformats.org/officeDocument/2006/relationships" xmlns:m="http://schemas.openxmlformats.org/officeDocument/2006/math" xmlns:v="urn:schemas-microsoft-com:vml" xmlns:wp14="http://schemas.microsoft.com/office/word/2010/wordprocessingDrawing" xmlns:wp="http://schemas.openxmlformats.org/drawingml/2006/wordprocessingDrawing" xmlns:w10="urn:schemas-microsoft-com:office:word" xmlns:w="http://schemas.openxmlformats.org/wordprocessingml/2006/main" xmlns:w14="http://schemas.microsoft.com/office/word/2010/wordml" xmlns:w15="http://schemas.microsoft.com/office/word/2012/wordml" xmlns:w16cex="http://schemas.microsoft.com/office/word/2018/wordml/cex" xmlns:w16cid="http://schemas.microsoft.com/office/word/2016/wordml/cid" xmlns:w16="http://schemas.microsoft.com/office/word/2018/wordml" xmlns:w16du="http://schemas.microsoft.com/office/word/2023/wordml/word16du" xmlns:w16sdtdh="http://schemas.microsoft.com/office/word/2020/wordml/sdtdatahash" xmlns:w16se="http://schemas.microsoft.com/office/word/2015/wordml/symex" xmlns:wpg="http://schemas.microsoft.com/office/word/2010/wordprocessingGroup" xmlns:wpi="http://schemas.microsoft.com/office/word/2010/wordprocessingInk" xmlns:wne="http://schemas.microsoft.com/office/word/2006/wordml" xmlns:wps="http://schemas.microsoft.com/office/word/2010/wordprocessingShape" mc:Ignorable="w14 w15 w16se w16cid w16 w16cex w16sdtdh w16du wp14">
-  <w:comment w:id="0" w:author="景州 钟" w:date="2024-12-04T22:03:00Z" w:initials="景钟">
+  <w:comment w:id="0" w:author="景州 钟" w:date="2024-12-04T21:59:00Z" w:initials="景钟">
     <w:p>
       <w:pPr>
         <w:pStyle w:val="ac"/>
-        <w:rPr>
-          <w:rFonts w:hint="eastAsia"/>
-        </w:rPr>
       </w:pPr>
       <w:r>
         <w:rPr>
@@ -682,17 +629,14 @@
         <w:rPr>
           <w:rFonts w:hint="eastAsia"/>
         </w:rPr>
-        <w:t>摘要一般不分点，整理成逻辑通顺的一段或者两段话</w:t>
+        <w:t>补充一下，显示三台装置的连接情况（已添加）</w:t>
       </w:r>
     </w:p>
   </w:comment>
-  <w:comment w:id="1" w:author="景州 钟" w:date="2024-12-04T21:59:00Z" w:initials="景钟">
+  <w:comment w:id="1" w:author="景州 钟" w:date="2024-12-04T22:01:00Z" w:initials="景钟">
     <w:p>
       <w:pPr>
         <w:pStyle w:val="ac"/>
-        <w:rPr>
-          <w:rFonts w:hint="eastAsia"/>
-        </w:rPr>
       </w:pPr>
       <w:r>
         <w:rPr>
@@ -705,17 +649,14 @@
         <w:rPr>
           <w:rFonts w:hint="eastAsia"/>
         </w:rPr>
-        <w:t>补充一下，显示三台装置的连接情况</w:t>
+        <w:t>不知道是否需要补充一下通过微信向用户发送消息（hpy:拨打电话的功能不是小程序的吧？）</w:t>
       </w:r>
     </w:p>
   </w:comment>
-  <w:comment w:id="2" w:author="景州 钟" w:date="2024-12-04T22:01:00Z" w:initials="景钟">
+  <w:comment w:id="2" w:author="景州 钟" w:date="2024-12-04T22:08:00Z" w:initials="景钟">
     <w:p>
       <w:pPr>
         <w:pStyle w:val="ac"/>
-        <w:rPr>
-          <w:rFonts w:hint="eastAsia"/>
-        </w:rPr>
       </w:pPr>
       <w:r>
         <w:rPr>
@@ -728,17 +669,14 @@
         <w:rPr>
           <w:rFonts w:hint="eastAsia"/>
         </w:rPr>
-        <w:t>不知道是否需要补充一下通过微信向用户发送消息</w:t>
+        <w:t>根据上面修改的内容修改一下这个图（已修改）</w:t>
       </w:r>
     </w:p>
   </w:comment>
-  <w:comment w:id="3" w:author="景州 钟" w:date="2024-12-04T22:01:00Z" w:initials="景钟">
+  <w:comment w:id="3" w:author="872653895@qq.com" w:date="2024-12-07T21:09:00Z" w:initials="8">
     <w:p>
       <w:pPr>
         <w:pStyle w:val="ac"/>
-        <w:rPr>
-          <w:rFonts w:hint="eastAsia"/>
-        </w:rPr>
       </w:pPr>
       <w:r>
         <w:rPr>
@@ -751,27 +689,7 @@
         <w:rPr>
           <w:rFonts w:hint="eastAsia"/>
         </w:rPr>
-        <w:t>没有这个功能</w:t>
-      </w:r>
-    </w:p>
-  </w:comment>
-  <w:comment w:id="4" w:author="景州 钟" w:date="2024-12-04T22:08:00Z" w:initials="景钟">
-    <w:p>
-      <w:pPr>
-        <w:pStyle w:val="ac"/>
-      </w:pPr>
-      <w:r>
-        <w:rPr>
-          <w:rStyle w:val="ab"/>
-          <w:rFonts w:hint="eastAsia"/>
-        </w:rPr>
-        <w:annotationRef/>
-      </w:r>
-      <w:r>
-        <w:rPr>
-          <w:rFonts w:hint="eastAsia"/>
-        </w:rPr>
-        <w:t>根据上面修改的内容修改一下这个图</w:t>
+        <w:t>这里用的技术栈不一定准确。</w:t>
       </w:r>
     </w:p>
   </w:comment>
@@ -780,31 +698,28 @@
 
 <file path=word/commentsExtended.xml><?xml version="1.0" encoding="utf-8"?>
 <w15:commentsEx xmlns:wpc="http://schemas.microsoft.com/office/word/2010/wordprocessingCanvas" xmlns:cx="http://schemas.microsoft.com/office/drawing/2014/chartex" xmlns:cx1="http://schemas.microsoft.com/office/drawing/2015/9/8/chartex" xmlns:cx2="http://schemas.microsoft.com/office/drawing/2015/10/21/chartex" xmlns:cx3="http://schemas.microsoft.com/office/drawing/2016/5/9/chartex" xmlns:cx4="http://schemas.microsoft.com/office/drawing/2016/5/10/chartex" xmlns:cx5="http://schemas.microsoft.com/office/drawing/2016/5/11/chartex" xmlns:cx6="http://schemas.microsoft.com/office/drawing/2016/5/12/chartex" xmlns:cx7="http://schemas.microsoft.com/office/drawing/2016/5/13/chartex" xmlns:cx8="http://schemas.microsoft.com/office/drawing/2016/5/14/chartex" xmlns:mc="http://schemas.openxmlformats.org/markup-compatibility/2006" xmlns:aink="http://schemas.microsoft.com/office/drawing/2016/ink" xmlns:am3d="http://schemas.microsoft.com/office/drawing/2017/model3d" xmlns:o="urn:schemas-microsoft-com:office:office" xmlns:oel="http://schemas.microsoft.com/office/2019/extlst" xmlns:r="http://schemas.openxmlformats.org/officeDocument/2006/relationships" xmlns:m="http://schemas.openxmlformats.org/officeDocument/2006/math" xmlns:v="urn:schemas-microsoft-com:vml" xmlns:wp14="http://schemas.microsoft.com/office/word/2010/wordprocessingDrawing" xmlns:wp="http://schemas.openxmlformats.org/drawingml/2006/wordprocessingDrawing" xmlns:w10="urn:schemas-microsoft-com:office:word" xmlns:w="http://schemas.openxmlformats.org/wordprocessingml/2006/main" xmlns:w14="http://schemas.microsoft.com/office/word/2010/wordml" xmlns:w15="http://schemas.microsoft.com/office/word/2012/wordml" xmlns:w16cex="http://schemas.microsoft.com/office/word/2018/wordml/cex" xmlns:w16cid="http://schemas.microsoft.com/office/word/2016/wordml/cid" xmlns:w16="http://schemas.microsoft.com/office/word/2018/wordml" xmlns:w16du="http://schemas.microsoft.com/office/word/2023/wordml/word16du" xmlns:w16sdtdh="http://schemas.microsoft.com/office/word/2020/wordml/sdtdatahash" xmlns:w16se="http://schemas.microsoft.com/office/word/2015/wordml/symex" xmlns:wpg="http://schemas.microsoft.com/office/word/2010/wordprocessingGroup" xmlns:wpi="http://schemas.microsoft.com/office/word/2010/wordprocessingInk" xmlns:wne="http://schemas.microsoft.com/office/word/2006/wordml" xmlns:wps="http://schemas.microsoft.com/office/word/2010/wordprocessingShape" mc:Ignorable="w14 w15 w16se w16cid w16 w16cex w16sdtdh w16du wp14">
-  <w15:commentEx w15:paraId="6D00D7ED" w15:done="0"/>
   <w15:commentEx w15:paraId="7C289E46" w15:done="0"/>
   <w15:commentEx w15:paraId="13901F55" w15:done="0"/>
-  <w15:commentEx w15:paraId="262F6459" w15:done="0"/>
   <w15:commentEx w15:paraId="74D77A46" w15:done="0"/>
+  <w15:commentEx w15:paraId="0C6DE6FF" w15:done="0"/>
 </w15:commentsEx>
 </file>
 
 <file path=word/commentsExtensible.xml><?xml version="1.0" encoding="utf-8"?>
 <w16cex:commentsExtensible xmlns:wpc="http://schemas.microsoft.com/office/word/2010/wordprocessingCanvas" xmlns:cx="http://schemas.microsoft.com/office/drawing/2014/chartex" xmlns:cx1="http://schemas.microsoft.com/office/drawing/2015/9/8/chartex" xmlns:cx2="http://schemas.microsoft.com/office/drawing/2015/10/21/chartex" xmlns:cx3="http://schemas.microsoft.com/office/drawing/2016/5/9/chartex" xmlns:cx4="http://schemas.microsoft.com/office/drawing/2016/5/10/chartex" xmlns:cx5="http://schemas.microsoft.com/office/drawing/2016/5/11/chartex" xmlns:cx6="http://schemas.microsoft.com/office/drawing/2016/5/12/chartex" xmlns:cx7="http://schemas.microsoft.com/office/drawing/2016/5/13/chartex" xmlns:cx8="http://schemas.microsoft.com/office/drawing/2016/5/14/chartex" xmlns:cr="http://schemas.microsoft.com/office/comments/2020/reactions" xmlns:mc="http://schemas.openxmlformats.org/markup-compatibility/2006" xmlns:aink="http://schemas.microsoft.com/office/drawing/2016/ink" xmlns:am3d="http://schemas.microsoft.com/office/drawing/2017/model3d" xmlns:o="urn:schemas-microsoft-com:office:office" xmlns:oel="http://schemas.microsoft.com/office/2019/extlst" xmlns:r="http://schemas.openxmlformats.org/officeDocument/2006/relationships" xmlns:m="http://schemas.openxmlformats.org/officeDocument/2006/math" xmlns:v="urn:schemas-microsoft-com:vml" xmlns:wp14="http://schemas.microsoft.com/office/word/2010/wordprocessingDrawing" xmlns:wp="http://schemas.openxmlformats.org/drawingml/2006/wordprocessingDrawing" xmlns:w10="urn:schemas-microsoft-com:office:word" xmlns:w="http://schemas.openxmlformats.org/wordprocessingml/2006/main" xmlns:w14="http://schemas.microsoft.com/office/word/2010/wordml" xmlns:w15="http://schemas.microsoft.com/office/word/2012/wordml" xmlns:w16cex="http://schemas.microsoft.com/office/word/2018/wordml/cex" xmlns:w16cid="http://schemas.microsoft.com/office/word/2016/wordml/cid" xmlns:w16="http://schemas.microsoft.com/office/word/2018/wordml" xmlns:w16du="http://schemas.microsoft.com/office/word/2023/wordml/word16du" xmlns:w16sdtdh="http://schemas.microsoft.com/office/word/2020/wordml/sdtdatahash" xmlns:w16se="http://schemas.microsoft.com/office/word/2015/wordml/symex" xmlns:wpg="http://schemas.microsoft.com/office/word/2010/wordprocessingGroup" xmlns:wpi="http://schemas.microsoft.com/office/word/2010/wordprocessingInk" xmlns:wne="http://schemas.microsoft.com/office/word/2006/wordml" xmlns:wps="http://schemas.microsoft.com/office/word/2010/wordprocessingShape" mc:Ignorable="w14 w15 w16se w16cid w16 w16cex w16sdtdh cr w16du wp14">
-  <w16cex:commentExtensible w16cex:durableId="713A3FB2" w16cex:dateUtc="2024-12-04T14:03:00Z"/>
   <w16cex:commentExtensible w16cex:durableId="5891AFAB" w16cex:dateUtc="2024-12-04T13:59:00Z"/>
   <w16cex:commentExtensible w16cex:durableId="3009402B" w16cex:dateUtc="2024-12-04T14:01:00Z"/>
-  <w16cex:commentExtensible w16cex:durableId="7D65A7B9" w16cex:dateUtc="2024-12-04T14:01:00Z"/>
   <w16cex:commentExtensible w16cex:durableId="05826D71" w16cex:dateUtc="2024-12-04T14:08:00Z"/>
+  <w16cex:commentExtensible w16cex:durableId="3B6037B4" w16cex:dateUtc="2024-12-07T13:09:00Z"/>
 </w16cex:commentsExtensible>
 </file>
 
 <file path=word/commentsIds.xml><?xml version="1.0" encoding="utf-8"?>
 <w16cid:commentsIds xmlns:wpc="http://schemas.microsoft.com/office/word/2010/wordprocessingCanvas" xmlns:cx="http://schemas.microsoft.com/office/drawing/2014/chartex" xmlns:cx1="http://schemas.microsoft.com/office/drawing/2015/9/8/chartex" xmlns:cx2="http://schemas.microsoft.com/office/drawing/2015/10/21/chartex" xmlns:cx3="http://schemas.microsoft.com/office/drawing/2016/5/9/chartex" xmlns:cx4="http://schemas.microsoft.com/office/drawing/2016/5/10/chartex" xmlns:cx5="http://schemas.microsoft.com/office/drawing/2016/5/11/chartex" xmlns:cx6="http://schemas.microsoft.com/office/drawing/2016/5/12/chartex" xmlns:cx7="http://schemas.microsoft.com/office/drawing/2016/5/13/chartex" xmlns:cx8="http://schemas.microsoft.com/office/drawing/2016/5/14/chartex" xmlns:mc="http://schemas.openxmlformats.org/markup-compatibility/2006" xmlns:aink="http://schemas.microsoft.com/office/drawing/2016/ink" xmlns:am3d="http://schemas.microsoft.com/office/drawing/2017/model3d" xmlns:o="urn:schemas-microsoft-com:office:office" xmlns:oel="http://schemas.microsoft.com/office/2019/extlst" xmlns:r="http://schemas.openxmlformats.org/officeDocument/2006/relationships" xmlns:m="http://schemas.openxmlformats.org/officeDocument/2006/math" xmlns:v="urn:schemas-microsoft-com:vml" xmlns:wp14="http://schemas.microsoft.com/office/word/2010/wordprocessingDrawing" xmlns:wp="http://schemas.openxmlformats.org/drawingml/2006/wordprocessingDrawing" xmlns:w10="urn:schemas-microsoft-com:office:word" xmlns:w="http://schemas.openxmlformats.org/wordprocessingml/2006/main" xmlns:w14="http://schemas.microsoft.com/office/word/2010/wordml" xmlns:w15="http://schemas.microsoft.com/office/word/2012/wordml" xmlns:w16cex="http://schemas.microsoft.com/office/word/2018/wordml/cex" xmlns:w16cid="http://schemas.microsoft.com/office/word/2016/wordml/cid" xmlns:w16="http://schemas.microsoft.com/office/word/2018/wordml" xmlns:w16du="http://schemas.microsoft.com/office/word/2023/wordml/word16du" xmlns:w16sdtdh="http://schemas.microsoft.com/office/word/2020/wordml/sdtdatahash" xmlns:w16se="http://schemas.microsoft.com/office/word/2015/wordml/symex" xmlns:wpg="http://schemas.microsoft.com/office/word/2010/wordprocessingGroup" xmlns:wpi="http://schemas.microsoft.com/office/word/2010/wordprocessingInk" xmlns:wne="http://schemas.microsoft.com/office/word/2006/wordml" xmlns:wps="http://schemas.microsoft.com/office/word/2010/wordprocessingShape" mc:Ignorable="w14 w15 w16se w16cid w16 w16cex w16sdtdh w16du wp14">
-  <w16cid:commentId w16cid:paraId="6D00D7ED" w16cid:durableId="713A3FB2"/>
   <w16cid:commentId w16cid:paraId="7C289E46" w16cid:durableId="5891AFAB"/>
   <w16cid:commentId w16cid:paraId="13901F55" w16cid:durableId="3009402B"/>
-  <w16cid:commentId w16cid:paraId="262F6459" w16cid:durableId="7D65A7B9"/>
   <w16cid:commentId w16cid:paraId="74D77A46" w16cid:durableId="05826D71"/>
+  <w16cid:commentId w16cid:paraId="0C6DE6FF" w16cid:durableId="3B6037B4"/>
 </w16cid:commentsIds>
 </file>
 
@@ -3246,6 +3161,9 @@
 <w15:people xmlns:wpc="http://schemas.microsoft.com/office/word/2010/wordprocessingCanvas" xmlns:cx="http://schemas.microsoft.com/office/drawing/2014/chartex" xmlns:cx1="http://schemas.microsoft.com/office/drawing/2015/9/8/chartex" xmlns:cx2="http://schemas.microsoft.com/office/drawing/2015/10/21/chartex" xmlns:cx3="http://schemas.microsoft.com/office/drawing/2016/5/9/chartex" xmlns:cx4="http://schemas.microsoft.com/office/drawing/2016/5/10/chartex" xmlns:cx5="http://schemas.microsoft.com/office/drawing/2016/5/11/chartex" xmlns:cx6="http://schemas.microsoft.com/office/drawing/2016/5/12/chartex" xmlns:cx7="http://schemas.microsoft.com/office/drawing/2016/5/13/chartex" xmlns:cx8="http://schemas.microsoft.com/office/drawing/2016/5/14/chartex" xmlns:mc="http://schemas.openxmlformats.org/markup-compatibility/2006" xmlns:aink="http://schemas.microsoft.com/office/drawing/2016/ink" xmlns:am3d="http://schemas.microsoft.com/office/drawing/2017/model3d" xmlns:o="urn:schemas-microsoft-com:office:office" xmlns:oel="http://schemas.microsoft.com/office/2019/extlst" xmlns:r="http://schemas.openxmlformats.org/officeDocument/2006/relationships" xmlns:m="http://schemas.openxmlformats.org/officeDocument/2006/math" xmlns:v="urn:schemas-microsoft-com:vml" xmlns:wp14="http://schemas.microsoft.com/office/word/2010/wordprocessingDrawing" xmlns:wp="http://schemas.openxmlformats.org/drawingml/2006/wordprocessingDrawing" xmlns:w10="urn:schemas-microsoft-com:office:word" xmlns:w="http://schemas.openxmlformats.org/wordprocessingml/2006/main" xmlns:w14="http://schemas.microsoft.com/office/word/2010/wordml" xmlns:w15="http://schemas.microsoft.com/office/word/2012/wordml" xmlns:w16cex="http://schemas.microsoft.com/office/word/2018/wordml/cex" xmlns:w16cid="http://schemas.microsoft.com/office/word/2016/wordml/cid" xmlns:w16="http://schemas.microsoft.com/office/word/2018/wordml" xmlns:w16du="http://schemas.microsoft.com/office/word/2023/wordml/word16du" xmlns:w16sdtdh="http://schemas.microsoft.com/office/word/2020/wordml/sdtdatahash" xmlns:w16se="http://schemas.microsoft.com/office/word/2015/wordml/symex" xmlns:wpg="http://schemas.microsoft.com/office/word/2010/wordprocessingGroup" xmlns:wpi="http://schemas.microsoft.com/office/word/2010/wordprocessingInk" xmlns:wne="http://schemas.microsoft.com/office/word/2006/wordml" xmlns:wps="http://schemas.microsoft.com/office/word/2010/wordprocessingShape" mc:Ignorable="w14 w15 w16se w16cid w16 w16cex w16sdtdh w16du wp14">
   <w15:person w15:author="景州 钟">
     <w15:presenceInfo w15:providerId="Windows Live" w15:userId="61c36ca8bad75a3c"/>
+  </w15:person>
+  <w15:person w15:author="872653895@qq.com">
+    <w15:presenceInfo w15:providerId="Windows Live" w15:userId="8e282902a8c4b2fb"/>
   </w15:person>
 </w15:people>
 </file>
@@ -3654,7 +3572,6 @@
   <w:style w:type="character" w:default="1" w:styleId="a0">
     <w:name w:val="Default Paragraph Font"/>
     <w:uiPriority w:val="1"/>
-    <w:semiHidden/>
     <w:unhideWhenUsed/>
   </w:style>
   <w:style w:type="table" w:default="1" w:styleId="a1">

--- a/hpy_合泰杯2025报告书.docx
+++ b/hpy_合泰杯2025报告书.docx
@@ -11,6 +11,9 @@
         </w:numPr>
         <w:spacing w:line="360" w:lineRule="auto"/>
         <w:ind w:firstLineChars="0"/>
+        <w:rPr>
+          <w:rFonts w:hint="eastAsia"/>
+        </w:rPr>
       </w:pPr>
       <w:r>
         <w:rPr>
@@ -172,27 +175,7 @@
         <w:rPr>
           <w:rFonts w:hint="eastAsia"/>
         </w:rPr>
-        <w:t>1. 数据可视化：用户可以通过小程序直观地查看装置的电量和状态，</w:t>
-      </w:r>
-      <w:commentRangeStart w:id="0"/>
-      <w:r>
-        <w:rPr>
-          <w:rFonts w:hint="eastAsia"/>
-        </w:rPr>
-        <w:t>包括</w:t>
-      </w:r>
-      <w:commentRangeEnd w:id="0"/>
-      <w:r>
-        <w:rPr>
-          <w:rStyle w:val="ab"/>
-        </w:rPr>
-        <w:commentReference w:id="0"/>
-      </w:r>
-      <w:r>
-        <w:rPr>
-          <w:rFonts w:hint="eastAsia"/>
-        </w:rPr>
-        <w:t>报警记录、一氧化碳（CO）浓度、温度和湿度</w:t>
+        <w:t>1. 数据可视化：用户可以通过小程序直观地查看装置的电量和状态，包括报警记录、一氧化碳（CO）浓度、温度和湿度</w:t>
       </w:r>
       <w:r>
         <w:rPr>
@@ -224,14 +207,7 @@
         <w:rPr>
           <w:rFonts w:hint="eastAsia"/>
         </w:rPr>
-        <w:t>2. 提醒服务：小程序具备向家</w:t>
-      </w:r>
-      <w:commentRangeStart w:id="1"/>
-      <w:r>
-        <w:rPr>
-          <w:rFonts w:hint="eastAsia"/>
-        </w:rPr>
-        <w:t>庭成员发送</w:t>
+        <w:t>2. 提醒服务：小程序具备向家庭成员发送</w:t>
       </w:r>
       <w:proofErr w:type="gramStart"/>
       <w:r>
@@ -251,20 +227,7 @@
         <w:rPr>
           <w:rFonts w:hint="eastAsia"/>
         </w:rPr>
-        <w:t>提</w:t>
-      </w:r>
-      <w:commentRangeEnd w:id="1"/>
-      <w:r>
-        <w:rPr>
-          <w:rStyle w:val="ab"/>
-        </w:rPr>
-        <w:commentReference w:id="1"/>
-      </w:r>
-      <w:r>
-        <w:rPr>
-          <w:rFonts w:hint="eastAsia"/>
-        </w:rPr>
-        <w:t>醒的功能，例如在一氧化碳浓度过高或检测到厕所摔倒事件时，能够迅速通知家属，确保及时采取应对措施。</w:t>
+        <w:t>提醒的功能，例如在一氧化碳浓度过高或检测到厕所摔倒事件时，能够迅速通知家属，确保及时采取应对措施。</w:t>
       </w:r>
     </w:p>
     <w:p>
@@ -278,7 +241,43 @@
         <w:rPr>
           <w:rFonts w:hint="eastAsia"/>
         </w:rPr>
-        <w:t>3. 更新功能：用户可以通过小程序轻松更新紧急联系人信息。这一模块的设计使得用户能够根据实际情况和个人偏好，灵活定制装置的功能。</w:t>
+        <w:t>3. 更新功能：用户可以通过小程序轻松更新紧急联系人信息</w:t>
+      </w:r>
+      <w:r>
+        <w:rPr>
+          <w:rFonts w:hint="eastAsia"/>
+        </w:rPr>
+        <w:t>，通过在</w:t>
+      </w:r>
+      <w:r>
+        <w:rPr>
+          <w:rFonts w:hint="eastAsia"/>
+        </w:rPr>
+        <w:t>小程序</w:t>
+      </w:r>
+      <w:r>
+        <w:rPr>
+          <w:rFonts w:hint="eastAsia"/>
+        </w:rPr>
+        <w:t>输入设备的id进行</w:t>
+      </w:r>
+      <w:r>
+        <w:rPr>
+          <w:rFonts w:hint="eastAsia"/>
+        </w:rPr>
+        <w:t>设备</w:t>
+      </w:r>
+      <w:r>
+        <w:rPr>
+          <w:rFonts w:hint="eastAsia"/>
+        </w:rPr>
+        <w:t>的绑定</w:t>
+      </w:r>
+      <w:r>
+        <w:rPr>
+          <w:rFonts w:hint="eastAsia"/>
+        </w:rPr>
+        <w:t>。这一模块的设计使得用户能够根据实际情况和个人偏好，灵活定制装置的功能。</w:t>
       </w:r>
     </w:p>
     <w:p>
@@ -302,23 +301,16 @@
           <w:rFonts w:hint="eastAsia"/>
         </w:rPr>
       </w:pPr>
-      <w:commentRangeStart w:id="2"/>
-      <w:commentRangeEnd w:id="2"/>
-      <w:r>
-        <w:rPr>
-          <w:rStyle w:val="ab"/>
-        </w:rPr>
-        <w:commentReference w:id="2"/>
-      </w:r>
       <w:r>
         <w:rPr>
           <w:noProof/>
         </w:rPr>
+        <w:lastRenderedPageBreak/>
         <w:drawing>
-          <wp:inline distT="0" distB="0" distL="0" distR="0" wp14:anchorId="4FAF7A80" wp14:editId="01AFD794">
-            <wp:extent cx="5274310" cy="2004695"/>
-            <wp:effectExtent l="0" t="0" r="2540" b="0"/>
-            <wp:docPr id="1842958379" name="图片 1"/>
+          <wp:inline distT="0" distB="0" distL="0" distR="0" wp14:anchorId="2B6F0025" wp14:editId="15014EDE">
+            <wp:extent cx="5274310" cy="2188210"/>
+            <wp:effectExtent l="0" t="0" r="2540" b="2540"/>
+            <wp:docPr id="492159007" name="图片 1"/>
             <wp:cNvGraphicFramePr>
               <a:graphicFrameLocks xmlns:a="http://schemas.openxmlformats.org/drawingml/2006/main" noChangeAspect="1"/>
             </wp:cNvGraphicFramePr>
@@ -326,11 +318,11 @@
               <a:graphicData uri="http://schemas.openxmlformats.org/drawingml/2006/picture">
                 <pic:pic xmlns:pic="http://schemas.openxmlformats.org/drawingml/2006/picture">
                   <pic:nvPicPr>
-                    <pic:cNvPr id="1842958379" name=""/>
+                    <pic:cNvPr id="492159007" name=""/>
                     <pic:cNvPicPr/>
                   </pic:nvPicPr>
                   <pic:blipFill>
-                    <a:blip r:embed="rId11"/>
+                    <a:blip r:embed="rId7"/>
                     <a:stretch>
                       <a:fillRect/>
                     </a:stretch>
@@ -338,7 +330,7 @@
                   <pic:spPr>
                     <a:xfrm>
                       <a:off x="0" y="0"/>
-                      <a:ext cx="5274310" cy="2004695"/>
+                      <a:ext cx="5274310" cy="2188210"/>
                     </a:xfrm>
                     <a:prstGeom prst="rect">
                       <a:avLst/>
@@ -365,7 +357,6 @@
           <w:b/>
           <w:bCs/>
         </w:rPr>
-        <w:lastRenderedPageBreak/>
         <w:t>小程序原理</w:t>
       </w:r>
       <w:r>
@@ -384,7 +375,6 @@
           <w:rFonts w:hint="eastAsia"/>
         </w:rPr>
       </w:pPr>
-      <w:commentRangeStart w:id="3"/>
       <w:r>
         <w:t>小程序采用前后端分离模式进行开发，前端</w:t>
       </w:r>
@@ -402,7 +392,13 @@
       </w:r>
       <w:proofErr w:type="spellEnd"/>
       <w:r>
-        <w:t>、Vant作为页面渲染框架，后端使用</w:t>
+        <w:rPr>
+          <w:rFonts w:hint="eastAsia"/>
+        </w:rPr>
+        <w:t>等</w:t>
+      </w:r>
+      <w:r>
+        <w:t>作为页面渲染框架，后端使用</w:t>
       </w:r>
       <w:proofErr w:type="spellStart"/>
       <w:r>
@@ -427,13 +423,6 @@
       <w:proofErr w:type="spellEnd"/>
       <w:r>
         <w:t>等框架，数据库使用MySQL。使用ONENET作为物联网服务器，通过ONENET服务器获取感知层数据并上传到数据库。</w:t>
-      </w:r>
-      <w:commentRangeEnd w:id="3"/>
-      <w:r>
-        <w:rPr>
-          <w:rStyle w:val="ab"/>
-        </w:rPr>
-        <w:commentReference w:id="3"/>
       </w:r>
     </w:p>
     <w:p>
@@ -585,9 +574,6 @@
     <w:p>
       <w:pPr>
         <w:spacing w:line="360" w:lineRule="auto"/>
-        <w:rPr>
-          <w:rFonts w:hint="eastAsia"/>
-        </w:rPr>
       </w:pPr>
       <w:r>
         <w:t>通过上述原理，小程序能够与硬件设备紧密配合，为用户提供一个功能全面、响应迅速、操作便捷的家庭安全管理平台。</w:t>
@@ -600,6 +586,117 @@
           <w:rFonts w:hint="eastAsia"/>
         </w:rPr>
       </w:pPr>
+      <w:r>
+        <w:rPr>
+          <w:noProof/>
+        </w:rPr>
+        <w:lastRenderedPageBreak/>
+        <w:drawing>
+          <wp:inline distT="0" distB="0" distL="0" distR="0" wp14:anchorId="0327322F" wp14:editId="368C46DC">
+            <wp:extent cx="6271755" cy="1082040"/>
+            <wp:effectExtent l="0" t="0" r="0" b="3810"/>
+            <wp:docPr id="1630134876" name="图片 1"/>
+            <wp:cNvGraphicFramePr>
+              <a:graphicFrameLocks xmlns:a="http://schemas.openxmlformats.org/drawingml/2006/main" noChangeAspect="1"/>
+            </wp:cNvGraphicFramePr>
+            <a:graphic xmlns:a="http://schemas.openxmlformats.org/drawingml/2006/main">
+              <a:graphicData uri="http://schemas.openxmlformats.org/drawingml/2006/picture">
+                <pic:pic xmlns:pic="http://schemas.openxmlformats.org/drawingml/2006/picture">
+                  <pic:nvPicPr>
+                    <pic:cNvPr id="1630134876" name=""/>
+                    <pic:cNvPicPr/>
+                  </pic:nvPicPr>
+                  <pic:blipFill>
+                    <a:blip r:embed="rId8"/>
+                    <a:stretch>
+                      <a:fillRect/>
+                    </a:stretch>
+                  </pic:blipFill>
+                  <pic:spPr>
+                    <a:xfrm>
+                      <a:off x="0" y="0"/>
+                      <a:ext cx="6284907" cy="1084309"/>
+                    </a:xfrm>
+                    <a:prstGeom prst="rect">
+                      <a:avLst/>
+                    </a:prstGeom>
+                  </pic:spPr>
+                </pic:pic>
+              </a:graphicData>
+            </a:graphic>
+          </wp:inline>
+        </w:drawing>
+      </w:r>
+    </w:p>
+    <w:p>
+      <w:pPr>
+        <w:adjustRightInd w:val="0"/>
+        <w:snapToGrid w:val="0"/>
+        <w:outlineLvl w:val="0"/>
+        <w:rPr>
+          <w:rFonts w:hint="eastAsia"/>
+          <w:lang w:bidi="ar"/>
+        </w:rPr>
+      </w:pPr>
+      <w:bookmarkStart w:id="0" w:name="_Toc32150"/>
+      <w:r>
+        <w:rPr>
+          <w:rFonts w:asciiTheme="minorEastAsia" w:hAnsiTheme="minorEastAsia" w:hint="eastAsia"/>
+          <w:b/>
+          <w:bCs/>
+          <w:sz w:val="28"/>
+          <w:szCs w:val="28"/>
+        </w:rPr>
+        <w:t>四</w:t>
+      </w:r>
+      <w:r>
+        <w:rPr>
+          <w:rFonts w:ascii="Microsoft JhengHei" w:eastAsia="Microsoft JhengHei" w:hAnsi="Microsoft JhengHei" w:hint="eastAsia"/>
+          <w:b/>
+          <w:bCs/>
+          <w:sz w:val="28"/>
+          <w:szCs w:val="28"/>
+        </w:rPr>
+        <w:t>、参考文献资料：</w:t>
+      </w:r>
+      <w:bookmarkEnd w:id="0"/>
+    </w:p>
+    <w:p>
+      <w:pPr>
+        <w:spacing w:line="360" w:lineRule="auto"/>
+      </w:pPr>
+      <w:r>
+        <w:t xml:space="preserve">[1] 罗洪亮，吴静，周金治，胡旭林，倪一宁. 数据可视化的智能家居监测系统设计[J]. 现代信息科技，2021, </w:t>
+      </w:r>
+      <w:r>
+        <w:rPr>
+          <w:rFonts w:hint="eastAsia"/>
+        </w:rPr>
+        <w:t>5</w:t>
+      </w:r>
+      <w:r>
+        <w:t>(4): 171-174, 180.</w:t>
+      </w:r>
+    </w:p>
+    <w:p>
+      <w:pPr>
+        <w:spacing w:line="360" w:lineRule="auto"/>
+        <w:rPr>
+          <w:rFonts w:hint="eastAsia"/>
+        </w:rPr>
+      </w:pPr>
+      <w:r>
+        <w:t>[</w:t>
+      </w:r>
+      <w:r>
+        <w:rPr>
+          <w:rFonts w:hint="eastAsia"/>
+        </w:rPr>
+        <w:t>2</w:t>
+      </w:r>
+      <w:r>
+        <w:t>] 马雪山，张辉军，陈辉，田娟，李宁. 前后端分离的Web平台技术研究与实现[J]. 电子技术与软件工程，2022, 8(70-73): 4.</w:t>
+      </w:r>
     </w:p>
     <w:sectPr>
       <w:pgSz w:w="11906" w:h="16838"/>
@@ -609,118 +706,6 @@
     </w:sectPr>
   </w:body>
 </w:document>
-</file>
-
-<file path=word/comments.xml><?xml version="1.0" encoding="utf-8"?>
-<w:comments xmlns:wpc="http://schemas.microsoft.com/office/word/2010/wordprocessingCanvas" xmlns:cx="http://schemas.microsoft.com/office/drawing/2014/chartex" xmlns:cx1="http://schemas.microsoft.com/office/drawing/2015/9/8/chartex" xmlns:cx2="http://schemas.microsoft.com/office/drawing/2015/10/21/chartex" xmlns:cx3="http://schemas.microsoft.com/office/drawing/2016/5/9/chartex" xmlns:cx4="http://schemas.microsoft.com/office/drawing/2016/5/10/chartex" xmlns:cx5="http://schemas.microsoft.com/office/drawing/2016/5/11/chartex" xmlns:cx6="http://schemas.microsoft.com/office/drawing/2016/5/12/chartex" xmlns:cx7="http://schemas.microsoft.com/office/drawing/2016/5/13/chartex" xmlns:cx8="http://schemas.microsoft.com/office/drawing/2016/5/14/chartex" xmlns:mc="http://schemas.openxmlformats.org/markup-compatibility/2006" xmlns:aink="http://schemas.microsoft.com/office/drawing/2016/ink" xmlns:am3d="http://schemas.microsoft.com/office/drawing/2017/model3d" xmlns:o="urn:schemas-microsoft-com:office:office" xmlns:oel="http://schemas.microsoft.com/office/2019/extlst" xmlns:r="http://schemas.openxmlformats.org/officeDocument/2006/relationships" xmlns:m="http://schemas.openxmlformats.org/officeDocument/2006/math" xmlns:v="urn:schemas-microsoft-com:vml" xmlns:wp14="http://schemas.microsoft.com/office/word/2010/wordprocessingDrawing" xmlns:wp="http://schemas.openxmlformats.org/drawingml/2006/wordprocessingDrawing" xmlns:w10="urn:schemas-microsoft-com:office:word" xmlns:w="http://schemas.openxmlformats.org/wordprocessingml/2006/main" xmlns:w14="http://schemas.microsoft.com/office/word/2010/wordml" xmlns:w15="http://schemas.microsoft.com/office/word/2012/wordml" xmlns:w16cex="http://schemas.microsoft.com/office/word/2018/wordml/cex" xmlns:w16cid="http://schemas.microsoft.com/office/word/2016/wordml/cid" xmlns:w16="http://schemas.microsoft.com/office/word/2018/wordml" xmlns:w16du="http://schemas.microsoft.com/office/word/2023/wordml/word16du" xmlns:w16sdtdh="http://schemas.microsoft.com/office/word/2020/wordml/sdtdatahash" xmlns:w16se="http://schemas.microsoft.com/office/word/2015/wordml/symex" xmlns:wpg="http://schemas.microsoft.com/office/word/2010/wordprocessingGroup" xmlns:wpi="http://schemas.microsoft.com/office/word/2010/wordprocessingInk" xmlns:wne="http://schemas.microsoft.com/office/word/2006/wordml" xmlns:wps="http://schemas.microsoft.com/office/word/2010/wordprocessingShape" mc:Ignorable="w14 w15 w16se w16cid w16 w16cex w16sdtdh w16du wp14">
-  <w:comment w:id="0" w:author="景州 钟" w:date="2024-12-04T21:59:00Z" w:initials="景钟">
-    <w:p>
-      <w:pPr>
-        <w:pStyle w:val="ac"/>
-      </w:pPr>
-      <w:r>
-        <w:rPr>
-          <w:rStyle w:val="ab"/>
-          <w:rFonts w:hint="eastAsia"/>
-        </w:rPr>
-        <w:annotationRef/>
-      </w:r>
-      <w:r>
-        <w:rPr>
-          <w:rFonts w:hint="eastAsia"/>
-        </w:rPr>
-        <w:t>补充一下，显示三台装置的连接情况（已添加）</w:t>
-      </w:r>
-    </w:p>
-  </w:comment>
-  <w:comment w:id="1" w:author="景州 钟" w:date="2024-12-04T22:01:00Z" w:initials="景钟">
-    <w:p>
-      <w:pPr>
-        <w:pStyle w:val="ac"/>
-      </w:pPr>
-      <w:r>
-        <w:rPr>
-          <w:rStyle w:val="ab"/>
-          <w:rFonts w:hint="eastAsia"/>
-        </w:rPr>
-        <w:annotationRef/>
-      </w:r>
-      <w:r>
-        <w:rPr>
-          <w:rFonts w:hint="eastAsia"/>
-        </w:rPr>
-        <w:t>不知道是否需要补充一下通过微信向用户发送消息（hpy:拨打电话的功能不是小程序的吧？）</w:t>
-      </w:r>
-    </w:p>
-  </w:comment>
-  <w:comment w:id="2" w:author="景州 钟" w:date="2024-12-04T22:08:00Z" w:initials="景钟">
-    <w:p>
-      <w:pPr>
-        <w:pStyle w:val="ac"/>
-      </w:pPr>
-      <w:r>
-        <w:rPr>
-          <w:rStyle w:val="ab"/>
-          <w:rFonts w:hint="eastAsia"/>
-        </w:rPr>
-        <w:annotationRef/>
-      </w:r>
-      <w:r>
-        <w:rPr>
-          <w:rFonts w:hint="eastAsia"/>
-        </w:rPr>
-        <w:t>根据上面修改的内容修改一下这个图（已修改）</w:t>
-      </w:r>
-    </w:p>
-  </w:comment>
-  <w:comment w:id="3" w:author="872653895@qq.com" w:date="2024-12-07T21:09:00Z" w:initials="8">
-    <w:p>
-      <w:pPr>
-        <w:pStyle w:val="ac"/>
-      </w:pPr>
-      <w:r>
-        <w:rPr>
-          <w:rStyle w:val="ab"/>
-          <w:rFonts w:hint="eastAsia"/>
-        </w:rPr>
-        <w:annotationRef/>
-      </w:r>
-      <w:r>
-        <w:rPr>
-          <w:rFonts w:hint="eastAsia"/>
-        </w:rPr>
-        <w:t>这里用的技术栈不一定准确。</w:t>
-      </w:r>
-    </w:p>
-  </w:comment>
-</w:comments>
-</file>
-
-<file path=word/commentsExtended.xml><?xml version="1.0" encoding="utf-8"?>
-<w15:commentsEx xmlns:wpc="http://schemas.microsoft.com/office/word/2010/wordprocessingCanvas" xmlns:cx="http://schemas.microsoft.com/office/drawing/2014/chartex" xmlns:cx1="http://schemas.microsoft.com/office/drawing/2015/9/8/chartex" xmlns:cx2="http://schemas.microsoft.com/office/drawing/2015/10/21/chartex" xmlns:cx3="http://schemas.microsoft.com/office/drawing/2016/5/9/chartex" xmlns:cx4="http://schemas.microsoft.com/office/drawing/2016/5/10/chartex" xmlns:cx5="http://schemas.microsoft.com/office/drawing/2016/5/11/chartex" xmlns:cx6="http://schemas.microsoft.com/office/drawing/2016/5/12/chartex" xmlns:cx7="http://schemas.microsoft.com/office/drawing/2016/5/13/chartex" xmlns:cx8="http://schemas.microsoft.com/office/drawing/2016/5/14/chartex" xmlns:mc="http://schemas.openxmlformats.org/markup-compatibility/2006" xmlns:aink="http://schemas.microsoft.com/office/drawing/2016/ink" xmlns:am3d="http://schemas.microsoft.com/office/drawing/2017/model3d" xmlns:o="urn:schemas-microsoft-com:office:office" xmlns:oel="http://schemas.microsoft.com/office/2019/extlst" xmlns:r="http://schemas.openxmlformats.org/officeDocument/2006/relationships" xmlns:m="http://schemas.openxmlformats.org/officeDocument/2006/math" xmlns:v="urn:schemas-microsoft-com:vml" xmlns:wp14="http://schemas.microsoft.com/office/word/2010/wordprocessingDrawing" xmlns:wp="http://schemas.openxmlformats.org/drawingml/2006/wordprocessingDrawing" xmlns:w10="urn:schemas-microsoft-com:office:word" xmlns:w="http://schemas.openxmlformats.org/wordprocessingml/2006/main" xmlns:w14="http://schemas.microsoft.com/office/word/2010/wordml" xmlns:w15="http://schemas.microsoft.com/office/word/2012/wordml" xmlns:w16cex="http://schemas.microsoft.com/office/word/2018/wordml/cex" xmlns:w16cid="http://schemas.microsoft.com/office/word/2016/wordml/cid" xmlns:w16="http://schemas.microsoft.com/office/word/2018/wordml" xmlns:w16du="http://schemas.microsoft.com/office/word/2023/wordml/word16du" xmlns:w16sdtdh="http://schemas.microsoft.com/office/word/2020/wordml/sdtdatahash" xmlns:w16se="http://schemas.microsoft.com/office/word/2015/wordml/symex" xmlns:wpg="http://schemas.microsoft.com/office/word/2010/wordprocessingGroup" xmlns:wpi="http://schemas.microsoft.com/office/word/2010/wordprocessingInk" xmlns:wne="http://schemas.microsoft.com/office/word/2006/wordml" xmlns:wps="http://schemas.microsoft.com/office/word/2010/wordprocessingShape" mc:Ignorable="w14 w15 w16se w16cid w16 w16cex w16sdtdh w16du wp14">
-  <w15:commentEx w15:paraId="7C289E46" w15:done="0"/>
-  <w15:commentEx w15:paraId="13901F55" w15:done="0"/>
-  <w15:commentEx w15:paraId="74D77A46" w15:done="0"/>
-  <w15:commentEx w15:paraId="0C6DE6FF" w15:done="0"/>
-</w15:commentsEx>
-</file>
-
-<file path=word/commentsExtensible.xml><?xml version="1.0" encoding="utf-8"?>
-<w16cex:commentsExtensible xmlns:wpc="http://schemas.microsoft.com/office/word/2010/wordprocessingCanvas" xmlns:cx="http://schemas.microsoft.com/office/drawing/2014/chartex" xmlns:cx1="http://schemas.microsoft.com/office/drawing/2015/9/8/chartex" xmlns:cx2="http://schemas.microsoft.com/office/drawing/2015/10/21/chartex" xmlns:cx3="http://schemas.microsoft.com/office/drawing/2016/5/9/chartex" xmlns:cx4="http://schemas.microsoft.com/office/drawing/2016/5/10/chartex" xmlns:cx5="http://schemas.microsoft.com/office/drawing/2016/5/11/chartex" xmlns:cx6="http://schemas.microsoft.com/office/drawing/2016/5/12/chartex" xmlns:cx7="http://schemas.microsoft.com/office/drawing/2016/5/13/chartex" xmlns:cx8="http://schemas.microsoft.com/office/drawing/2016/5/14/chartex" xmlns:cr="http://schemas.microsoft.com/office/comments/2020/reactions" xmlns:mc="http://schemas.openxmlformats.org/markup-compatibility/2006" xmlns:aink="http://schemas.microsoft.com/office/drawing/2016/ink" xmlns:am3d="http://schemas.microsoft.com/office/drawing/2017/model3d" xmlns:o="urn:schemas-microsoft-com:office:office" xmlns:oel="http://schemas.microsoft.com/office/2019/extlst" xmlns:r="http://schemas.openxmlformats.org/officeDocument/2006/relationships" xmlns:m="http://schemas.openxmlformats.org/officeDocument/2006/math" xmlns:v="urn:schemas-microsoft-com:vml" xmlns:wp14="http://schemas.microsoft.com/office/word/2010/wordprocessingDrawing" xmlns:wp="http://schemas.openxmlformats.org/drawingml/2006/wordprocessingDrawing" xmlns:w10="urn:schemas-microsoft-com:office:word" xmlns:w="http://schemas.openxmlformats.org/wordprocessingml/2006/main" xmlns:w14="http://schemas.microsoft.com/office/word/2010/wordml" xmlns:w15="http://schemas.microsoft.com/office/word/2012/wordml" xmlns:w16cex="http://schemas.microsoft.com/office/word/2018/wordml/cex" xmlns:w16cid="http://schemas.microsoft.com/office/word/2016/wordml/cid" xmlns:w16="http://schemas.microsoft.com/office/word/2018/wordml" xmlns:w16du="http://schemas.microsoft.com/office/word/2023/wordml/word16du" xmlns:w16sdtdh="http://schemas.microsoft.com/office/word/2020/wordml/sdtdatahash" xmlns:w16se="http://schemas.microsoft.com/office/word/2015/wordml/symex" xmlns:wpg="http://schemas.microsoft.com/office/word/2010/wordprocessingGroup" xmlns:wpi="http://schemas.microsoft.com/office/word/2010/wordprocessingInk" xmlns:wne="http://schemas.microsoft.com/office/word/2006/wordml" xmlns:wps="http://schemas.microsoft.com/office/word/2010/wordprocessingShape" mc:Ignorable="w14 w15 w16se w16cid w16 w16cex w16sdtdh cr w16du wp14">
-  <w16cex:commentExtensible w16cex:durableId="5891AFAB" w16cex:dateUtc="2024-12-04T13:59:00Z"/>
-  <w16cex:commentExtensible w16cex:durableId="3009402B" w16cex:dateUtc="2024-12-04T14:01:00Z"/>
-  <w16cex:commentExtensible w16cex:durableId="05826D71" w16cex:dateUtc="2024-12-04T14:08:00Z"/>
-  <w16cex:commentExtensible w16cex:durableId="3B6037B4" w16cex:dateUtc="2024-12-07T13:09:00Z"/>
-</w16cex:commentsExtensible>
-</file>
-
-<file path=word/commentsIds.xml><?xml version="1.0" encoding="utf-8"?>
-<w16cid:commentsIds xmlns:wpc="http://schemas.microsoft.com/office/word/2010/wordprocessingCanvas" xmlns:cx="http://schemas.microsoft.com/office/drawing/2014/chartex" xmlns:cx1="http://schemas.microsoft.com/office/drawing/2015/9/8/chartex" xmlns:cx2="http://schemas.microsoft.com/office/drawing/2015/10/21/chartex" xmlns:cx3="http://schemas.microsoft.com/office/drawing/2016/5/9/chartex" xmlns:cx4="http://schemas.microsoft.com/office/drawing/2016/5/10/chartex" xmlns:cx5="http://schemas.microsoft.com/office/drawing/2016/5/11/chartex" xmlns:cx6="http://schemas.microsoft.com/office/drawing/2016/5/12/chartex" xmlns:cx7="http://schemas.microsoft.com/office/drawing/2016/5/13/chartex" xmlns:cx8="http://schemas.microsoft.com/office/drawing/2016/5/14/chartex" xmlns:mc="http://schemas.openxmlformats.org/markup-compatibility/2006" xmlns:aink="http://schemas.microsoft.com/office/drawing/2016/ink" xmlns:am3d="http://schemas.microsoft.com/office/drawing/2017/model3d" xmlns:o="urn:schemas-microsoft-com:office:office" xmlns:oel="http://schemas.microsoft.com/office/2019/extlst" xmlns:r="http://schemas.openxmlformats.org/officeDocument/2006/relationships" xmlns:m="http://schemas.openxmlformats.org/officeDocument/2006/math" xmlns:v="urn:schemas-microsoft-com:vml" xmlns:wp14="http://schemas.microsoft.com/office/word/2010/wordprocessingDrawing" xmlns:wp="http://schemas.openxmlformats.org/drawingml/2006/wordprocessingDrawing" xmlns:w10="urn:schemas-microsoft-com:office:word" xmlns:w="http://schemas.openxmlformats.org/wordprocessingml/2006/main" xmlns:w14="http://schemas.microsoft.com/office/word/2010/wordml" xmlns:w15="http://schemas.microsoft.com/office/word/2012/wordml" xmlns:w16cex="http://schemas.microsoft.com/office/word/2018/wordml/cex" xmlns:w16cid="http://schemas.microsoft.com/office/word/2016/wordml/cid" xmlns:w16="http://schemas.microsoft.com/office/word/2018/wordml" xmlns:w16du="http://schemas.microsoft.com/office/word/2023/wordml/word16du" xmlns:w16sdtdh="http://schemas.microsoft.com/office/word/2020/wordml/sdtdatahash" xmlns:w16se="http://schemas.microsoft.com/office/word/2015/wordml/symex" xmlns:wpg="http://schemas.microsoft.com/office/word/2010/wordprocessingGroup" xmlns:wpi="http://schemas.microsoft.com/office/word/2010/wordprocessingInk" xmlns:wne="http://schemas.microsoft.com/office/word/2006/wordml" xmlns:wps="http://schemas.microsoft.com/office/word/2010/wordprocessingShape" mc:Ignorable="w14 w15 w16se w16cid w16 w16cex w16sdtdh w16du wp14">
-  <w16cid:commentId w16cid:paraId="7C289E46" w16cid:durableId="5891AFAB"/>
-  <w16cid:commentId w16cid:paraId="13901F55" w16cid:durableId="3009402B"/>
-  <w16cid:commentId w16cid:paraId="74D77A46" w16cid:durableId="05826D71"/>
-  <w16cid:commentId w16cid:paraId="0C6DE6FF" w16cid:durableId="3B6037B4"/>
-</w16cid:commentsIds>
 </file>
 
 <file path=word/endnotes.xml><?xml version="1.0" encoding="utf-8"?>
@@ -3155,17 +3140,6 @@
     <w:abstractNumId w:val="8"/>
   </w:num>
 </w:numbering>
-</file>
-
-<file path=word/people.xml><?xml version="1.0" encoding="utf-8"?>
-<w15:people xmlns:wpc="http://schemas.microsoft.com/office/word/2010/wordprocessingCanvas" xmlns:cx="http://schemas.microsoft.com/office/drawing/2014/chartex" xmlns:cx1="http://schemas.microsoft.com/office/drawing/2015/9/8/chartex" xmlns:cx2="http://schemas.microsoft.com/office/drawing/2015/10/21/chartex" xmlns:cx3="http://schemas.microsoft.com/office/drawing/2016/5/9/chartex" xmlns:cx4="http://schemas.microsoft.com/office/drawing/2016/5/10/chartex" xmlns:cx5="http://schemas.microsoft.com/office/drawing/2016/5/11/chartex" xmlns:cx6="http://schemas.microsoft.com/office/drawing/2016/5/12/chartex" xmlns:cx7="http://schemas.microsoft.com/office/drawing/2016/5/13/chartex" xmlns:cx8="http://schemas.microsoft.com/office/drawing/2016/5/14/chartex" xmlns:mc="http://schemas.openxmlformats.org/markup-compatibility/2006" xmlns:aink="http://schemas.microsoft.com/office/drawing/2016/ink" xmlns:am3d="http://schemas.microsoft.com/office/drawing/2017/model3d" xmlns:o="urn:schemas-microsoft-com:office:office" xmlns:oel="http://schemas.microsoft.com/office/2019/extlst" xmlns:r="http://schemas.openxmlformats.org/officeDocument/2006/relationships" xmlns:m="http://schemas.openxmlformats.org/officeDocument/2006/math" xmlns:v="urn:schemas-microsoft-com:vml" xmlns:wp14="http://schemas.microsoft.com/office/word/2010/wordprocessingDrawing" xmlns:wp="http://schemas.openxmlformats.org/drawingml/2006/wordprocessingDrawing" xmlns:w10="urn:schemas-microsoft-com:office:word" xmlns:w="http://schemas.openxmlformats.org/wordprocessingml/2006/main" xmlns:w14="http://schemas.microsoft.com/office/word/2010/wordml" xmlns:w15="http://schemas.microsoft.com/office/word/2012/wordml" xmlns:w16cex="http://schemas.microsoft.com/office/word/2018/wordml/cex" xmlns:w16cid="http://schemas.microsoft.com/office/word/2016/wordml/cid" xmlns:w16="http://schemas.microsoft.com/office/word/2018/wordml" xmlns:w16du="http://schemas.microsoft.com/office/word/2023/wordml/word16du" xmlns:w16sdtdh="http://schemas.microsoft.com/office/word/2020/wordml/sdtdatahash" xmlns:w16se="http://schemas.microsoft.com/office/word/2015/wordml/symex" xmlns:wpg="http://schemas.microsoft.com/office/word/2010/wordprocessingGroup" xmlns:wpi="http://schemas.microsoft.com/office/word/2010/wordprocessingInk" xmlns:wne="http://schemas.microsoft.com/office/word/2006/wordml" xmlns:wps="http://schemas.microsoft.com/office/word/2010/wordprocessingShape" mc:Ignorable="w14 w15 w16se w16cid w16 w16cex w16sdtdh w16du wp14">
-  <w15:person w15:author="景州 钟">
-    <w15:presenceInfo w15:providerId="Windows Live" w15:userId="61c36ca8bad75a3c"/>
-  </w15:person>
-  <w15:person w15:author="872653895@qq.com">
-    <w15:presenceInfo w15:providerId="Windows Live" w15:userId="8e282902a8c4b2fb"/>
-  </w15:person>
-</w15:people>
 </file>
 
 <file path=word/styles.xml><?xml version="1.0" encoding="utf-8"?>
